--- a/rajasthan-nurse-50/Test_21_Full_Test_Ordered.docx
+++ b/rajasthan-nurse-50/Test_21_Full_Test_Ordered.docx
@@ -34,7 +34,7 @@
     </w:p>
     <w:p>
       <w:r>
-        <w:t>Solution: Osteoclasts dissolve bone minerals for calcium homeostasis.</w:t>
+        <w:t>Solution: ✅ Correct Answer: A. Osteoclast | 🧠 Clinical Rationale: Osteoclasts dissolve bone minerals for calcium homeostasis. | ❌ Why Not Others? | B — Osteoblast: Osteoblasts deposit bone; osteoclasts resorb it. | C — Osteocyte: Osteocytes maintain bone tissue. | D — Fibroblast: not the appropriate nursing action here | ⚠️ Exam Trap: Read the exact question — the correct fact and its look-alike options are easy to interchange. | 💎 PNC Pearl: Osteoclast → Osteoclasts dissolve bone minerals for calcium homeostasis</w:t>
       </w:r>
     </w:p>
     <w:p>
@@ -79,7 +79,7 @@
     </w:p>
     <w:p>
       <w:r>
-        <w:t>Solution: Rapid-acting inhaled bronchodilators (SABA) are first-line; assess SpO2 and response.</w:t>
+        <w:t>Solution: ✅ Correct Answer: A. Administer bronchodilator (salbutamol) via nebulizer and monitor oxygenation | 🧠 Clinical Rationale: Rapid-acting inhaled bronchodilators (SABA) are first-line; assess SpO2 and response. | ❌ Why Not Others? | B — Give a sedative: not the correct first action | C — Withhold oxygen: not the correct first action | D — Restrict fluids: Fluid restriction corrects hyponatraemia. — not the correct first action | ⚠️ Exam Trap: In priority questions, choose the immediate life-saving nursing action before notification, investigation, or documentation. | 🩺 Clinical Thinking: Recognize → Stabilize → Reassess → Escalate | 💎 PNC Pearl: Administer bronchodilator (salbutamol) via nebulizer and monitor oxygenation → Rapid-acting inhaled bronchodilators (SABA) are first-line; assess SpO2 and response</w:t>
       </w:r>
     </w:p>
     <w:p>
@@ -124,7 +124,7 @@
     </w:p>
     <w:p>
       <w:r>
-        <w:t>Solution: Objective documentation avoids ambiguity.</w:t>
+        <w:t>Solution: ✅ Correct Answer: A. Objective, factual language | 🧠 Clinical Rationale: Objective documentation avoids ambiguity. | ❌ Why Not Others? | B — Opinions and guesses: not the appropriate nursing action here | C — Vague terms: not the appropriate nursing action here | D — Only numbers: not the appropriate nursing action here | ⚠️ Exam Trap: Read the exact question — the correct fact and its look-alike options are easy to interchange. | 💎 PNC Pearl: Objective, factual language → Objective documentation avoids ambiguity</w:t>
       </w:r>
     </w:p>
     <w:p>
@@ -169,7 +169,7 @@
     </w:p>
     <w:p>
       <w:r>
-        <w:t>Solution: Empty-stomach morning dosing maximises absorption.</w:t>
+        <w:t>Solution: ✅ Correct Answer: A. On an empty stomach in the morning | 🧠 Clinical Rationale: Empty-stomach morning dosing maximises absorption. | ❌ Why Not Others? | B — With iron: Malaria, hookworm, and nutritional deficiency coexist; screen and treat comprehensively. | C — With milk: not the appropriate nursing action here | D — At night with food: not the appropriate nursing action here | ⚠️ Exam Trap: Read the exact question — the correct fact and its look-alike options are easy to interchange. | 💎 PNC Pearl: On an empty stomach in the morning → Empty-stomach morning dosing maximises absorption</w:t>
       </w:r>
     </w:p>
     <w:p>
@@ -214,7 +214,7 @@
     </w:p>
     <w:p>
       <w:r>
-        <w:t>Solution: Community mental health programmes integrate care at district level.</w:t>
+        <w:t>Solution: ✅ Correct Answer: A. Deinstitutionalized care with community support | 🧠 Clinical Rationale: Community mental health programmes integrate care at district level. | ❌ Why Not Others? | B — Asylum care: not the appropriate nursing action here | C — Diet: INH depletes B6; supplement to prevent neuropathy. | D — Climate: NMSA promotes sustainable agriculture. | ⚠️ Exam Trap: Read the exact question — the correct fact and its look-alike options are easy to interchange. | 💎 PNC Pearl: Deinstitutionalized care with community support → Community mental health programmes integrate care at district level</w:t>
       </w:r>
     </w:p>
     <w:p>
@@ -259,7 +259,7 @@
     </w:p>
     <w:p>
       <w:r>
-        <w:t>Solution: Separating them preserves the probiotic bacteria.</w:t>
+        <w:t>Solution: ✅ Correct Answer: A. Away from antibiotics (hours apart) | 🧠 Clinical Rationale: Separating them preserves the probiotic bacteria. | ❌ Why Not Others? | B — With antibiotics always: not the appropriate nursing action here | C — Never: Crushing SR/ER tablets causes dose dumping. | D — Only at night: not the appropriate nursing action here | ⚠️ Exam Trap: Read the exact question — the correct fact and its look-alike options are easy to interchange. | 💎 PNC Pearl: Away from antibiotics (hours apart) → Separating them preserves the probiotic bacteria</w:t>
       </w:r>
     </w:p>
     <w:p>
@@ -304,7 +304,7 @@
     </w:p>
     <w:p>
       <w:r>
-        <w:t>Solution: INR guides warfarin dosing.</w:t>
+        <w:t>Solution: ✅ Correct Answer: A. Check anticoagulation level | 🧠 Clinical Rationale: INR guides warfarin dosing. | ❌ Why Not Others? | B — Measure blood sugar: not the appropriate nursing action here | C — Count platelets: not the appropriate nursing action here | D — Check BP: not the appropriate nursing action here | ⚠️ Exam Trap: Read the exact question — the correct fact and its look-alike options are easy to interchange. | 💎 PNC Pearl: Check anticoagulation level → INR guides warfarin dosing</w:t>
       </w:r>
     </w:p>
     <w:p>
@@ -349,7 +349,7 @@
     </w:p>
     <w:p>
       <w:r>
-        <w:t>Solution: Active labour: 3–4 contractions per 10 minutes, each lasting 40–60 seconds.</w:t>
+        <w:t>Solution: ✅ Correct Answer: A. 3–4 contractions in 10 minutes | 🧠 Clinical Rationale: Active labour: 3–4 contractions per 10 minutes, each lasting 40–60 seconds. | ❌ Why Not Others? | B — 1 contraction in 10 minutes: not the appropriate nursing action here | C — 8–10 contractions in 10 minutes: not the appropriate nursing action here | D — Continuous contraction: not the appropriate nursing action here | ⚠️ Exam Trap: Don’t confuse "3–4 contractions in 10 minutes" with "8–10 contractions in 10 minutes" — they look alike and are easy to interchange. | 💎 PNC Pearl: 3–4 contractions in 10 minutes → Active labour: 3–4 contractions per 10 minutes, each lasting 40–60 seconds</w:t>
       </w:r>
     </w:p>
     <w:p>
@@ -394,7 +394,7 @@
     </w:p>
     <w:p>
       <w:r>
-        <w:t>Solution: Implantation occurs in the upper posterior uterine wall (fundus), 6–10 days after fertilization.</w:t>
+        <w:t>Solution: ✅ Correct Answer: A. Fundus of the uterus | 🧠 Clinical Rationale: Implantation occurs in the upper posterior uterine wall (fundus), 6–10 days after fertilization. | ❌ Why Not Others? | B — Cervix: Chadwick's sign: cyanotic/bluish cervix and vagina due to increased vascularity (6–8 weeks). | C — Fallopian tube: Fertilization takes place in the ampulla of the tube. | D — Ovary: Ovaries release oocytes during ovulation. | ⚠️ Exam Trap: Read the exact question — the correct fact and its look-alike options are easy to interchange. | 💎 PNC Pearl: Fundus of the uterus → Implantation occurs in the upper posterior uterine wall (fundus), 6–10 days after fertilization</w:t>
       </w:r>
     </w:p>
     <w:p>
@@ -439,7 +439,7 @@
     </w:p>
     <w:p>
       <w:r>
-        <w:t>Solution: S. aureus is the leading cause of surgical site infections.</w:t>
+        <w:t>Solution: ✅ Correct Answer: A. Staphylococcus aureus | 🧠 Clinical Rationale: S. aureus is the leading cause of surgical site infections. | ❌ Why Not Others? | B — Pseudomonas: Gram-negative organisms dominate nosocomial pneumonia. | C — Candida: Candidiasis (thrush) and cryptococcal meningitis dominate in AIDS. | D — Clostridium: Botulinum toxin causes descending paralysis; antitoxin is urgent. | ⚠️ Exam Trap: Read the exact question — the correct fact and its look-alike options are easy to interchange. | 💎 PNC Pearl: Staphylococcus aureus → S. aureus is the leading cause of surgical site infections</w:t>
       </w:r>
     </w:p>
     <w:p>
@@ -484,7 +484,7 @@
     </w:p>
     <w:p>
       <w:r>
-        <w:t>Solution: Regular site inspection detects complications early.</w:t>
+        <w:t>Solution: ✅ Correct Answer: A. Swelling, redness, and pain (infiltration/phlebitis) | 🧠 Clinical Rationale: Regular site inspection detects complications early. | ❌ Why Not Others? | B — Only the time: not the appropriate nursing action here | C — Only the label: not the appropriate nursing action here | D — Nothing: Never induce vomiting after hydrocarbon ingestion — aspiration pneumonia risk; obtain urgent care. | ⚠️ Exam Trap: Read the exact question — the correct fact and its look-alike options are easy to interchange. | 💎 PNC Pearl: Swelling, redness, and pain (infiltration/phlebitis) → Regular site inspection detects complications early</w:t>
       </w:r>
     </w:p>
     <w:p>
@@ -529,7 +529,7 @@
     </w:p>
     <w:p>
       <w:r>
-        <w:t>Solution: Airway protection, resuscitation with fluids/blood, and monitoring are the initial priorities in haematemesis.</w:t>
+        <w:t>Solution: ✅ Correct Answer: A. Maintain airway, start IV fluids, and prepare blood transfusion | 🧠 Clinical Rationale: Airway protection, resuscitation with fluids/blood, and monitoring are the initial priorities in haematemesis. | ❌ Why Not Others? | B — Give oral iron tablets: not the correct first action | C — Perform a barium meal: not the correct first action | D — Apply cold packs to the abdomen: not the correct first action | ⚠️ Exam Trap: In priority questions, choose the immediate life-saving nursing action before notification, investigation, or documentation. | 🩺 Clinical Thinking: Recognize → Stabilize → Reassess → Escalate | 💎 PNC Pearl: Maintain airway, start IV fluids, and prepare blood transfusion → Airway protection, resuscitation with fluids/blood, and monitoring are the initial priorities in haematemesis</w:t>
       </w:r>
     </w:p>
     <w:p>
@@ -574,7 +574,7 @@
     </w:p>
     <w:p>
       <w:r>
-        <w:t>Solution: Breech presentation, female sex, and family history raise DDH risk; screening with Barlow/Ortolani tests.</w:t>
+        <w:t>Solution: ✅ Correct Answer: A. Breech presentation and family history | 🧠 Clinical Rationale: Breech presentation, female sex, and family history raise DDH risk; screening with Barlow/Ortolani tests. | ❌ Why Not Others? | B — Male sex: not the appropriate nursing action here | C — Low birth weight only: not the appropriate nursing action here | D — Vaccination: Absence of a scar does not mean no protection; check vaccination records. | ⚠️ Exam Trap: Read the exact question — the correct fact and its look-alike options are easy to interchange. | 💎 PNC Pearl: Breech presentation and family history → Breech presentation, female sex, and family history raise DDH risk; screening with Barlow/Ortolani tests</w:t>
       </w:r>
     </w:p>
     <w:p>
@@ -619,7 +619,7 @@
     </w:p>
     <w:p>
       <w:r>
-        <w:t>Solution: Acanthosis nigricans and obesity signal insulin resistance, prompting diabetes screening.</w:t>
+        <w:t>Solution: ✅ Correct Answer: A. Acanthosis nigricans and central obesity | 🧠 Clinical Rationale: Acanthosis nigricans and obesity signal insulin resistance, prompting diabetes screening. | ❌ Why Not Others? | B — Hearing loss: Screen hearing first; refer for speech therapy. | C — Cataract: Is the leading cause; NPB free surgery restores sight. | D — Osteoporosis: Steroids cause bone loss, glucose intolerance, immunosuppression, and fluid retention; taper to avoid adren... | ⚠️ Exam Trap: Read the exact question — the correct fact and its look-alike options are easy to interchange. | 💎 PNC Pearl: Acanthosis nigricans and central obesity → Acanthosis nigricans and obesity signal insulin resistance, prompting diabetes screening</w:t>
       </w:r>
     </w:p>
     <w:p>
@@ -664,7 +664,7 @@
     </w:p>
     <w:p>
       <w:r>
-        <w:t>Solution: Wrist splints and elevation relieve symptoms; most resolve postpartum.</w:t>
+        <w:t>Solution: ✅ Correct Answer: A. Fluid retention compressing the median nerve | 🧠 Clinical Rationale: Wrist splints and elevation relieve symptoms; most resolve postpartum. | ❌ Why Not Others? | B — Diet: INH depletes B6; supplement to prevent neuropathy. | C — Exercise: Calcium, vitamin D, and fall prevention maintain bone health. | D — Vaccination: Absence of a scar does not mean no protection; check vaccination records. | ⚠️ Exam Trap: Read the exact question — the correct fact and its look-alike options are easy to interchange. | 💎 PNC Pearl: Fluid retention compressing the median nerve → Wrist splints and elevation relieve symptoms; most resolve postpartum</w:t>
       </w:r>
     </w:p>
     <w:p>
@@ -709,7 +709,7 @@
     </w:p>
     <w:p>
       <w:r>
-        <w:t>Solution: Flatus tubes release intestinal gas.</w:t>
+        <w:t>Solution: ✅ Correct Answer: A. Relieve abdominal distension from gas | 🧠 Clinical Rationale: Flatus tubes release intestinal gas. | ❌ Why Not Others? | B — Collect urine: not the appropriate nursing action here | C — Give fluids: not the appropriate nursing action here | D — Measure BP: not the appropriate nursing action here | ⚠️ Exam Trap: Read the exact question — the correct fact and its look-alike options are easy to interchange. | 💎 PNC Pearl: Relieve abdominal distension from gas → Flatus tubes release intestinal gas</w:t>
       </w:r>
     </w:p>
     <w:p>
@@ -754,7 +754,7 @@
     </w:p>
     <w:p>
       <w:r>
-        <w:t>Solution: PMIDs identify records in PubMed.</w:t>
+        <w:t>Solution: ✅ Correct Answer: A. PubMed Identifier | 🧠 Clinical Rationale: PMIDs identify records in PubMed. | ❌ Why Not Others? | B — Publication Medical Index: not the appropriate nursing action here | C — Primary Medical Identifier: not the appropriate nursing action here | D — PubMed Index Number: not the appropriate nursing action here | ⚠️ Exam Trap: Read the exact question — the correct fact and its look-alike options are easy to interchange. | 💎 PNC Pearl: PubMed Identifier → PMIDs identify records in PubMed</w:t>
       </w:r>
     </w:p>
     <w:p>
@@ -799,7 +799,7 @@
     </w:p>
     <w:p>
       <w:r>
-        <w:t>Solution: Replace potassium once urine output is confirmed to prevent arrhythmias.</w:t>
+        <w:t>Solution: ✅ Correct Answer: A. Total body potassium depletion | 🧠 Clinical Rationale: Replace potassium once urine output is confirmed to prevent arrhythmias. | ❌ Why Not Others? | B — Sodium excess: not the appropriate nursing action here | C — Diet: INH depletes B6; supplement to prevent neuropathy. | D — Exercise: Calcium, vitamin D, and fall prevention maintain bone health. | ⚠️ Exam Trap: Read the exact question — the correct fact and its look-alike options are easy to interchange. | 💎 PNC Pearl: Total body potassium depletion → Replace potassium once urine output is confirmed to prevent arrhythmias</w:t>
       </w:r>
     </w:p>
     <w:p>
@@ -844,7 +844,7 @@
     </w:p>
     <w:p>
       <w:r>
-        <w:t>Solution: GI side effects usually settle; monitor for worsening mood.</w:t>
+        <w:t>Solution: ✅ Correct Answer: A. Nausea, headache, and agitation | 🧠 Clinical Rationale: GI side effects usually settle; monitor for worsening mood. | ❌ Why Not Others? | B — Weight loss always: not the first week | C — Diarrhoea always: not the first week | D — Rash: Allopurinol rash can precede severe reactions. — not the first week | ⚠️ Exam Trap: Read the exact question — the correct fact and its look-alike options are easy to interchange. | 💎 PNC Pearl: Nausea, headache, and agitation = the first week</w:t>
       </w:r>
     </w:p>
     <w:p>
@@ -889,7 +889,7 @@
     </w:p>
     <w:p>
       <w:r>
-        <w:t>Solution: Pain scales quantify the patient's pain.</w:t>
+        <w:t>Solution: ✅ Correct Answer: A. Pain scale (0-10 or other appropriate tool) | 🧠 Clinical Rationale: Pain scales quantify the patient's pain. | ❌ Why Not Others? | B — Thermometer: not the appropriate nursing action here | C — BP cuff: not the appropriate nursing action here | D — Stethoscope: The stethoscope transmits body sounds for auscultation. | ⚠️ Exam Trap: Read the exact question — the correct fact and its look-alike options are easy to interchange. | 💎 PNC Pearl: Pain scale (0-10 or other appropriate tool) → Pain scales quantify the patient's pain</w:t>
       </w:r>
     </w:p>
     <w:p>
@@ -934,7 +934,7 @@
     </w:p>
     <w:p>
       <w:r>
-        <w:t>Solution: Age-appropriate limits and content quality matter.</w:t>
+        <w:t>Solution: ✅ Correct Answer: A. Protecting sleep, activity, and development | 🧠 Clinical Rationale: Age-appropriate limits and content quality matter. | ❌ Why Not Others? | B — Restriction for its own sake: not the appropriate nursing action here | C — Diet: INH depletes B6; supplement to prevent neuropathy. | D — Exercise: Calcium, vitamin D, and fall prevention maintain bone health. | ⚠️ Exam Trap: Read the exact question — the correct fact and its look-alike options are easy to interchange. | 💎 PNC Pearl: Protecting sleep, activity, and development → Age-appropriate limits and content quality matter</w:t>
       </w:r>
     </w:p>
     <w:p>
@@ -979,7 +979,7 @@
     </w:p>
     <w:p>
       <w:r>
-        <w:t>Solution: Stop the enema if severe cramping, dizziness, or bradycardia occur.</w:t>
+        <w:t>Solution: ✅ Correct Answer: A. Cramping, dizziness, and vagal symptoms | 🧠 Clinical Rationale: Stop the enema if severe cramping, dizziness, or bradycardia occur. | ❌ Why Not Others? | B — Only temperature: not the appropriate nursing action here | C — Only nausea: not the appropriate nursing action here | D — Only headache: not the appropriate nursing action here | ⚠️ Exam Trap: Read the exact question — the correct fact and its look-alike options are easy to interchange. | 💎 PNC Pearl: Cramping, dizziness, and vagal symptoms → Stop the enema if severe cramping, dizziness, or bradycardia occur</w:t>
       </w:r>
     </w:p>
     <w:p>
@@ -1024,7 +1024,7 @@
     </w:p>
     <w:p>
       <w:r>
-        <w:t>Solution: Hand hygiene is the single most effective infection control measure.</w:t>
+        <w:t>Solution: ✅ Correct Answer: A. Hand hygiene | 🧠 Clinical Rationale: Hand hygiene is the single most effective infection control measure. | ❌ Why Not Others? | B — Antibiotics: Compliance matters; missed pills and enzyme-inducing drugs reduce OC efficacy. Condoms prevent STIs. | C — Diet: INH depletes B6; supplement to prevent neuropathy. | D — Climate: NMSA promotes sustainable agriculture. | ⚠️ Exam Trap: Read the exact question — the correct fact and its look-alike options are easy to interchange. | 💎 PNC Pearl: Hand hygiene → the single most effective infection control measure</w:t>
       </w:r>
     </w:p>
     <w:p>
@@ -1069,7 +1069,7 @@
     </w:p>
     <w:p>
       <w:r>
-        <w:t>Solution: Range = maximum − minimum; a simple measure of dispersion.</w:t>
+        <w:t>Solution: ✅ Correct Answer: A. Highest value minus lowest value | 🧠 Clinical Rationale: Range = maximum − minimum; a simple measure of dispersion. | ❌ Why Not Others? | B — The average deviation: not the appropriate nursing action here | C — The middle value: The median divides the ordered data into equal halves, robust to outliers. | D — The sum of values: Mean = average; median = middle; mode = most frequent. | ⚠️ Exam Trap: Read the exact question — the correct fact and its look-alike options are easy to interchange. | 💎 PNC Pearl: Highest value minus lowest value → Range = maximum − minimum; a simple measure of dispersion</w:t>
       </w:r>
     </w:p>
     <w:p>
@@ -1114,7 +1114,7 @@
     </w:p>
     <w:p>
       <w:r>
-        <w:t>Solution: The dens of the axis allows head rotation.</w:t>
+        <w:t>Solution: ✅ Correct Answer: A. Odontoid process (dens) | 🧠 Clinical Rationale: The dens of the axis allows head rotation. | ❌ Why Not Others? | B — Large spinous process: not the appropriate nursing action here | C — Transverse foramen: not the appropriate nursing action here | D — Fused body: not the appropriate nursing action here | ⚠️ Exam Trap: Read the exact question — the correct fact and its look-alike options are easy to interchange. | 💎 PNC Pearl: Odontoid process (dens) → The dens of the axis allows head rotation</w:t>
       </w:r>
     </w:p>
     <w:p>
@@ -1159,7 +1159,7 @@
     </w:p>
     <w:p>
       <w:r>
-        <w:t>Solution: Active immunity follows infection or vaccination; passive from antibodies.</w:t>
+        <w:t>Solution: ✅ Correct Answer: A. Vaccination and natural infection | 🧠 Clinical Rationale: Active immunity follows infection or vaccination; passive from antibodies. | ❌ Why Not Others? | B — Diet: INH depletes B6; supplement to prevent neuropathy. | C — Climate: NMSA promotes sustainable agriculture. | D — Genetics: Diet and heredity drive LDL; statins and lifestyle lower it. | ⚠️ Exam Trap: Read the exact question — the correct fact and its look-alike options are easy to interchange. | 💎 PNC Pearl: Vaccination and natural infection → Active immunity follows infection or vaccination; passive from antibodies</w:t>
       </w:r>
     </w:p>
     <w:p>
@@ -1204,7 +1204,7 @@
     </w:p>
     <w:p>
       <w:r>
-        <w:t>Solution: Central cyanosis (blue tongue/mucosa) indicates hypoxia - evaluate urgently.</w:t>
+        <w:t>Solution: ✅ Correct Answer: A. Hypoxia from respiratory or cardiac disease | 🧠 Clinical Rationale: Central cyanosis (blue tongue/mucosa) indicates hypoxia - evaluate urgently. | ❌ Why Not Others? | B — Benign acrocyanosis: not the appropriate nursing action here | C — Cold: Glutaraldehyde is a high-level disinfectant/chemosterilant. | D — Diet: INH depletes B6; supplement to prevent neuropathy. | ⚠️ Exam Trap: Read the exact question — the correct fact and its look-alike options are easy to interchange. | 💎 PNC Pearl: Hypoxia from respiratory or cardiac disease → Central cyanosis (blue tongue/mucosa) indicates hypoxia - evaluate urgently</w:t>
       </w:r>
     </w:p>
     <w:p>
@@ -1249,7 +1249,7 @@
     </w:p>
     <w:p>
       <w:r>
-        <w:t>Solution: Sensory changes signal vascular or neural compromise.</w:t>
+        <w:t>Solution: ✅ Correct Answer: A. Compromised circulation or nerve pressure | 🧠 Clinical Rationale: Sensory changes signal vascular or neural compromise. | ❌ Why Not Others? | B — Normal recovery: not the appropriate nursing action here | C — Good healing: not the appropriate nursing action here | D — A diet issue: not the appropriate nursing action here | ⚠️ Exam Trap: Read the exact question — the correct fact and its look-alike options are easy to interchange. | 💎 PNC Pearl: Compromised circulation or nerve pressure → Sensory changes signal vascular or neural compromise</w:t>
       </w:r>
     </w:p>
     <w:p>
@@ -1294,7 +1294,7 @@
     </w:p>
     <w:p>
       <w:r>
-        <w:t>Solution: GAD-7 screens generalized anxiety.</w:t>
+        <w:t>Solution: ✅ Correct Answer: A. Anxiety screening | 🧠 Clinical Rationale: GAD-7 screens generalized anxiety. | ❌ Why Not Others? | B — Depression only: not the appropriate nursing action here | C — Diet: INH depletes B6; supplement to prevent neuropathy. | D — Exercise: Calcium, vitamin D, and fall prevention maintain bone health. | ⚠️ Exam Trap: Read the exact question — the correct fact and its look-alike options are easy to interchange. | 💎 PNC Pearl: Anxiety screening → GAD-7 screens generalized anxiety</w:t>
       </w:r>
     </w:p>
     <w:p>
@@ -1339,7 +1339,7 @@
     </w:p>
     <w:p>
       <w:r>
-        <w:t>Solution: Helmets, seat belts, and speed control prevent deaths.</w:t>
+        <w:t>Solution: ✅ Correct Answer: A. Head injury | 🧠 Clinical Rationale: Helmets, seat belts, and speed control prevent deaths. | ❌ Why Not Others? | B — Limb fracture: not the appropriate nursing action here | C — Bruising: Bleeding precautions apply to antiplatelets. | D — Diet: INH depletes B6; supplement to prevent neuropathy. | ⚠️ Exam Trap: Read the exact question — the correct fact and its look-alike options are easy to interchange. | 💎 PNC Pearl: Head injury → Helmets, seat belts, and speed control prevent deaths</w:t>
       </w:r>
     </w:p>
     <w:p>
@@ -1384,7 +1384,7 @@
     </w:p>
     <w:p>
       <w:r>
-        <w:t>Solution: Texture-modified diets prevent aspiration.</w:t>
+        <w:t>Solution: ✅ Correct Answer: A. Stroke and neurological disease | 🧠 Clinical Rationale: Texture-modified diets prevent aspiration. | ❌ Why Not Others? | B — Diet: INH depletes B6; supplement to prevent neuropathy. | C — Climate: NMSA promotes sustainable agriculture. | D — Genetics: Diet and heredity drive LDL; statins and lifestyle lower it. | ⚠️ Exam Trap: Read the exact question — the correct fact and its look-alike options are easy to interchange. | 💎 PNC Pearl: Stroke and neurological disease → Texture-modified diets prevent aspiration</w:t>
       </w:r>
     </w:p>
     <w:p>
@@ -1429,7 +1429,7 @@
     </w:p>
     <w:p>
       <w:r>
-        <w:t>Solution: BUN reflects kidney function.</w:t>
+        <w:t>Solution: ✅ Correct Answer: A. Blood Urea Nitrogen | 🧠 Clinical Rationale: BUN reflects kidney function. | ❌ Why Not Others? | B — Blood Urine Nitrogen: not the appropriate nursing action here | C — Basic Urea Nitrogen: not the appropriate nursing action here | D — Blood Urea Normal: not the appropriate nursing action here | ⚠️ Exam Trap: Don’t confuse "Blood Urea Nitrogen" with "Blood Urine Nitrogen" — they look alike and are easy to interchange. | 💎 PNC Pearl: Blood Urea Nitrogen → BUN reflects kidney function</w:t>
       </w:r>
     </w:p>
     <w:p>
@@ -1474,7 +1474,7 @@
     </w:p>
     <w:p>
       <w:r>
-        <w:t>Solution: Combine haem/plant iron with vitamin C; avoid tea at meals.</w:t>
+        <w:t>Solution: ✅ Correct Answer: A. Iron-rich foods with vitamin C | 🧠 Clinical Rationale: Combine haem/plant iron with vitamin C; avoid tea at meals. | ❌ Why Not Others? | B — Tea with meals: Vitamin C aids iron absorption. | C — Milk only: not the appropriate nursing action here | D — Rice only: not the appropriate nursing action here | ⚠️ Exam Trap: Read the exact question — the correct fact and its look-alike options are easy to interchange. | 💎 PNC Pearl: Iron-rich foods with vitamin C → Combine haem/plant iron with vitamin C; avoid tea at meals</w:t>
       </w:r>
     </w:p>
     <w:p>
@@ -1519,7 +1519,7 @@
     </w:p>
     <w:p>
       <w:r>
-        <w:t>Solution: Combining them causes hyperkalaemia.</w:t>
+        <w:t>Solution: ✅ Correct Answer: A. Potassium-sparing diuretics | 🧠 Clinical Rationale: Combining them causes hyperkalaemia. | ❌ Why Not Others? | B — Plain water: not the appropriate nursing action here | C — Food: It delivers free ration packets to eligible households. | D — Paracetamol: Hepatotoxicity is dose-dependent; NAC is the antidote. | ⚠️ Exam Trap: Read the exact question — the correct fact and its look-alike options are easy to interchange. | 💎 PNC Pearl: Potassium-sparing diuretics → Combining them causes hyperkalaemia</w:t>
       </w:r>
     </w:p>
     <w:p>
@@ -1564,7 +1564,7 @@
     </w:p>
     <w:p>
       <w:r>
-        <w:t>Solution: Cold-chain maintenance preserves vaccine potency.</w:t>
+        <w:t>Solution: ✅ Correct Answer: A. At the recommended cold-chain temperature | 🧠 Clinical Rationale: Cold-chain maintenance preserves vaccine potency. | ❌ Why Not Others? | B — In the freezer always: not the appropriate nursing action here | C — At room temperature: Opened vials are stable at room temperature for 28–30 days. | D — In sunlight: not the appropriate nursing action here | ⚠️ Exam Trap: Read the exact question — the correct fact and its look-alike options are easy to interchange. | 💎 PNC Pearl: At the recommended cold-chain temperature → Cold-chain maintenance preserves vaccine potency</w:t>
       </w:r>
     </w:p>
     <w:p>
@@ -1609,7 +1609,7 @@
     </w:p>
     <w:p>
       <w:r>
-        <w:t>Solution: Aminoglycoside levels prevent toxicity; monitor creatinine.</w:t>
+        <w:t>Solution: ✅ Correct Answer: A. Peak and trough levels with renal function | 🧠 Clinical Rationale: Aminoglycoside levels prevent toxicity; monitor creatinine. | ❌ Why Not Others? | B — Only temperature: not the appropriate nursing action here | C — Only weight: not the appropriate nursing action here | D — Only BP: not the appropriate nursing action here | ⚠️ Exam Trap: Read the exact question — the correct fact and its look-alike options are easy to interchange. | 💎 PNC Pearl: Peak and trough levels with renal function → Aminoglycoside levels prevent toxicity; monitor creatinine</w:t>
       </w:r>
     </w:p>
     <w:p>
@@ -1654,7 +1654,7 @@
     </w:p>
     <w:p>
       <w:r>
-        <w:t>Solution: Fibre promotes bowel health, satiety, and lipid control.</w:t>
+        <w:t>Solution: ✅ Correct Answer: A. Preventing constipation and lowering cholesterol | 🧠 Clinical Rationale: Fibre promotes bowel health, satiety, and lipid control. | ❌ Why Not Others? | B — Weight gain: Low metabolism causes cold intolerance, weight gain, and bradycardia. | C — Tooth decay: not the appropriate nursing action here | D — Anaemia: Affects more than half of pregnant women in India. | ⚠️ Exam Trap: Read the exact question — the correct fact and its look-alike options are easy to interchange. | 💎 PNC Pearl: Preventing constipation and lowering cholesterol → Fibre promotes bowel health, satiety, and lipid control</w:t>
       </w:r>
     </w:p>
     <w:p>
@@ -1699,7 +1699,7 @@
     </w:p>
     <w:p>
       <w:r>
-        <w:t>Solution: Miller's magical number: 7 ± 2 chunks.</w:t>
+        <w:t>Solution: ✅ Correct Answer: A. 7 +/- 2 items | 🧠 Clinical Rationale: Miller's magical number: 7 ± 2 chunks. | ❌ Why Not Others? | B — 50 items: not the appropriate nursing action here | C — 1 item: not the appropriate nursing action here | D — 100 items: not the appropriate nursing action here | ⚠️ Exam Trap: Read the exact question — the correct fact and its look-alike options are easy to interchange. | 💎 PNC Pearl: 7 +/- 2 items → Miller's magical number: 7 ± 2 chunks</w:t>
       </w:r>
     </w:p>
     <w:p>
@@ -1744,7 +1744,7 @@
     </w:p>
     <w:p>
       <w:r>
-        <w:t>Solution: Information flows sensory to short-term to long-term.</w:t>
+        <w:t>Solution: ✅ Correct Answer: A. Sensory, short-term, long-term | 🧠 Clinical Rationale: Information flows sensory to short-term to long-term. | ❌ Why Not Others? | B — Short, sensory, long: not the appropriate nursing action here | C — Long, short, sensory: not the appropriate nursing action here | D — Working, sensory, implicit: not the appropriate nursing action here | ⚠️ Exam Trap: Don’t confuse "Sensory, short-term, long-term" with "Short, sensory, long" — they look alike and are easy to interchange. | 💎 PNC Pearl: Sensory, short-term, long-term → Information flows sensory to short-term to long-term</w:t>
       </w:r>
     </w:p>
     <w:p>
@@ -1789,7 +1789,7 @@
     </w:p>
     <w:p>
       <w:r>
-        <w:t>Solution: Intensified drives reach unvaccinated and partially vaccinated children.</w:t>
+        <w:t>Solution: ✅ Correct Answer: A. Mission Indradhanush and ASHA mobilization | 🧠 Clinical Rationale: Intensified drives reach unvaccinated and partially vaccinated children. | ❌ Why Not Others? | B — Diet: INH depletes B6; supplement to prevent neuropathy. | C — Exercise: Calcium, vitamin D, and fall prevention maintain bone health. | D — Vaccination: Absence of a scar does not mean no protection; check vaccination records. | ⚠️ Exam Trap: Read the exact question — the correct fact and its look-alike options are easy to interchange. | 💎 PNC Pearl: Mission Indradhanush and ASHA mobilization → Intensified drives reach unvaccinated and partially vaccinated children</w:t>
       </w:r>
     </w:p>
     <w:p>
@@ -1834,7 +1834,7 @@
     </w:p>
     <w:p>
       <w:r>
-        <w:t>Solution: The epidermis is the protective outermost layer.</w:t>
+        <w:t>Solution: ✅ Correct Answer: A. Epidermis | 🧠 Clinical Rationale: The epidermis is the protective outermost layer. | ❌ Why Not Others? | B — Dermis: The dermis is vascular and innervated. | C — Hypodermis: not the appropriate nursing action here | D — Subcutis: not the appropriate nursing action here | ⚠️ Exam Trap: Don’t confuse "Epidermis" with "Dermis" — they look alike and are easy to interchange. | 💎 PNC Pearl: Epidermis → the protective outermost layer</w:t>
       </w:r>
     </w:p>
     <w:p>
@@ -1879,7 +1879,7 @@
     </w:p>
     <w:p>
       <w:r>
-        <w:t>Solution: Paracetamol for fever (avoid NSAIDs/aspirin) and monitoring for shock.</w:t>
+        <w:t>Solution: ✅ Correct Answer: A. Supportive care with careful fluid management | 🧠 Clinical Rationale: Paracetamol for fever (avoid NSAIDs/aspirin) and monitoring for shock. | ❌ Why Not Others? | B — Antibiotics: Compliance matters; missed pills and enzyme-inducing drugs reduce OC efficacy. Condoms prevent STIs. | C — Aspirin: Niacin causes vasodilation and flushing. | D — Steroids: Stress dosing prevents adrenal crisis. | ⚠️ Exam Trap: Read the exact question — the correct fact and its look-alike options are easy to interchange. | 💎 PNC Pearl: Supportive care with careful fluid management → Paracetamol for fever (avoid NSAIDs/aspirin) and monitoring for shock</w:t>
       </w:r>
     </w:p>
     <w:p>
@@ -1924,7 +1924,7 @@
     </w:p>
     <w:p>
       <w:r>
-        <w:t>Solution: Address conflicts early with fairness and communication.</w:t>
+        <w:t>Solution: ✅ Correct Answer: A. Active listening and fair mediation | 🧠 Clinical Rationale: Address conflicts early with fairness and communication. | ❌ Why Not Others? | B — Ignoring them: not the appropriate nursing action here | C — Taking sides: not the appropriate nursing action here | D — Punishing both: not the appropriate nursing action here | ⚠️ Exam Trap: Read the exact question — the correct fact and its look-alike options are easy to interchange. | 💎 PNC Pearl: Active listening and fair mediation → Address conflicts early with fairness and communication</w:t>
       </w:r>
     </w:p>
     <w:p>
@@ -1969,7 +1969,7 @@
     </w:p>
     <w:p>
       <w:r>
-        <w:t>Solution: Ischaemic strokes (thrombotic/embolic) account for about 85–87% of all strokes.</w:t>
+        <w:t>Solution: ✅ Correct Answer: A. Ischaemic stroke | 🧠 Clinical Rationale: Ischaemic strokes (thrombotic/embolic) account for about 85–87% of all strokes. | ❌ Why Not Others? | B — Haemorrhagic stroke: not the appropriate nursing action here | C — Subarachnoid haemorrhage: not the appropriate nursing action here | D — Transient ischaemic attack: not the appropriate nursing action here | ⚠️ Exam Trap: Read the exact question — the correct fact and its look-alike options are easy to interchange. | 💎 PNC Pearl: Ischaemic stroke → Ischaemic strokes (thrombotic/embolic) account for about 85–87% of all strokes</w:t>
       </w:r>
     </w:p>
     <w:p>
@@ -2014,7 +2014,7 @@
     </w:p>
     <w:p>
       <w:r>
-        <w:t>Solution: Catatonia needs lorazepam and treatment of the underlying cause.</w:t>
+        <w:t>Solution: ✅ Correct Answer: A. Schizophrenia, mood disorders, or medical causes | 🧠 Clinical Rationale: Catatonia needs lorazepam and treatment of the underlying cause. | ❌ Why Not Others? | B — Drug withdrawal only: not the appropriate nursing action here | C — Diet: INH depletes B6; supplement to prevent neuropathy. | D — Exercise: Calcium, vitamin D, and fall prevention maintain bone health. | ⚠️ Exam Trap: Read the exact question — the correct fact and its look-alike options are easy to interchange. | 💎 PNC Pearl: Schizophrenia, mood disorders, or medical causes → Catatonia needs lorazepam and treatment of the underlying cause</w:t>
       </w:r>
     </w:p>
     <w:p>
@@ -2059,7 +2059,7 @@
     </w:p>
     <w:p>
       <w:r>
-        <w:t>Solution: Osmosis moves water from lower to higher solute concentration.</w:t>
+        <w:t>Solution: ✅ Correct Answer: A. Water across a semipermeable membrane | 🧠 Clinical Rationale: Osmosis moves water from lower to higher solute concentration. | ❌ Why Not Others? | B — Solutes against a gradient always: not the appropriate nursing action here | C — Proteins: The fluid mosaic model describes the phospholipid bilayer. | D — Ions only: not the appropriate nursing action here | ⚠️ Exam Trap: Read the exact question — the correct fact and its look-alike options are easy to interchange. | 💎 PNC Pearl: Water across a semipermeable membrane → Osmosis moves water from lower to higher solute concentration</w:t>
       </w:r>
     </w:p>
     <w:p>
@@ -2104,7 +2104,7 @@
     </w:p>
     <w:p>
       <w:r>
-        <w:t>Solution: Iodine deficiency in utero causes mental and growth retardation.</w:t>
+        <w:t>Solution: ✅ Correct Answer: A. Maternal iodine deficiency in pregnancy | 🧠 Clinical Rationale: Iodine deficiency in utero causes mental and growth retardation. | ❌ Why Not Others? | B — Genetics: Diet and heredity drive LDL; statins and lifestyle lower it. | C — Infection: Loss of immunoglobulins predisposes to peritonitis and cellulitis; also watch thrombosis. | D — Trauma: Birth trauma, episiotomy pain, and epidurals impair bladder sensation; monitor voiding closely. | ⚠️ Exam Trap: Read the exact question — the correct fact and its look-alike options are easy to interchange. | 💎 PNC Pearl: Maternal iodine deficiency in pregnancy → Iodine deficiency in utero causes mental and growth retardation</w:t>
       </w:r>
     </w:p>
     <w:p>
@@ -2149,7 +2149,7 @@
     </w:p>
     <w:p>
       <w:r>
-        <w:t>Solution: E. histolytica causes amoebic dysentery and liver abscess.</w:t>
+        <w:t>Solution: ✅ Correct Answer: A. Entamoeba histolytica | 🧠 Clinical Rationale: E. histolytica causes amoebic dysentery and liver abscess. | ❌ Why Not Others? | B — Giardia: Causes foul-smelling diarrhoea and malabsorption; metronidazole treats it. | C — Cryptosporidium: Causes severe watery diarrhoea in AIDS. | D — Bacteria: Phages lyse bacteria and are used in phage therapy. | ⚠️ Exam Trap: Read the exact question — the correct fact and its look-alike options are easy to interchange. | 💎 PNC Pearl: Entamoeba histolytica → E. histolytica causes amoebic dysentery and liver abscess</w:t>
       </w:r>
     </w:p>
     <w:p>
@@ -2194,7 +2194,7 @@
     </w:p>
     <w:p>
       <w:r>
-        <w:t>Solution: Acute gouty arthritis classically affects the first MTP joint.</w:t>
+        <w:t>Solution: ✅ Correct Answer: A. Acute severe pain and swelling of the great toe | 🧠 Clinical Rationale: Acute gouty arthritis classically affects the first MTP joint. | ❌ Why Not Others? | B — Chronic hand pain: not the appropriate nursing action here | C — Back pain: Any sign of reaction (fever, chills, flank pain, dyspnoea) → stop, keep the line with saline, and notify th... | D — Neck stiffness: Meningeal signs with cranial nerve palsy suggest TBM; CSF shows lymphocytosis. | ⚠️ Exam Trap: Read the exact question — the correct fact and its look-alike options are easy to interchange. | 💎 PNC Pearl: Acute severe pain and swelling of the great toe → Acute gouty arthritis classically affects the first MTP joint</w:t>
       </w:r>
     </w:p>
     <w:p>
@@ -2239,7 +2239,7 @@
     </w:p>
     <w:p>
       <w:r>
-        <w:t>Solution: PE presents with sudden breathlessness, pleuritic chest pain, cough, and haemoptysis with risk factors (immobility, surgery).</w:t>
+        <w:t>Solution: ✅ Correct Answer: A. Sudden dyspnoea, pleuritic chest pain, and tachypnoea | 🧠 Clinical Rationale: PE presents with sudden breathlessness, pleuritic chest pain, cough, and haemoptysis with risk factors (immobility, surgery). | ❌ Why Not Others? | B — Gradual weight gain: not the appropriate nursing action here | C — Chronic cough with green sputum: not the appropriate nursing action here | D — Painless leg swelling only: not the appropriate nursing action here | ⚠️ Exam Trap: Read the exact question — the correct fact and its look-alike options are easy to interchange. | 💎 PNC Pearl: Sudden dyspnoea, pleuritic chest pain, and tachypnoea → PE presents with sudden breathlessness, pleuritic chest pain, cough, and haemoptysis with risk factors (immobility, surgery)</w:t>
       </w:r>
     </w:p>
     <w:p>
@@ -2284,7 +2284,7 @@
     </w:p>
     <w:p>
       <w:r>
-        <w:t>Solution: Stop the blood, maintain the line with saline, and notify the physician immediately.</w:t>
+        <w:t>Solution: ✅ Correct Answer: A. Stop the transfusion and keep the IV line open with normal saline | 🧠 Clinical Rationale: Stop the blood, maintain the line with saline, and notify the physician immediately. | ❌ Why Not Others? | B — Increase the flow: not the first | C — Remove the IV line: not the first | D — Give antihistamines: not the first | ⚠️ Exam Trap: Don’t confuse "Stop the transfusion and keep the IV line open with normal saline" with "Remove the IV line" — they look alike and are easy to interchange. | 💎 PNC Pearl: Stop the transfusion and keep the IV line open with normal saline = the first</w:t>
       </w:r>
     </w:p>
     <w:p>
@@ -2329,7 +2329,7 @@
     </w:p>
     <w:p>
       <w:r>
-        <w:t>Solution: Tension pneumothorax is life-threatening; immediate decompression with a large-bore needle in the 2nd intercostal space midclavicular line.</w:t>
+        <w:t>Solution: ✅ Correct Answer: A. Immediate needle decompression/chest tube insertion | 🧠 Clinical Rationale: Tension pneumothorax is life-threatening; immediate decompression with a large-bore needle in the 2nd intercostal space midclavicular line. | ❌ Why Not Others? | B — Observation only: not the appropriate nursing action here | C — Antibiotics: Compliance matters; missed pills and enzyme-inducing drugs reduce OC efficacy. Condoms prevent STIs. | D — Chest physiotherapy: Postural drainage mobilises secretions; cough and fluids help clear them. | ⚠️ Exam Trap: Read the exact question — the correct fact and its look-alike options are easy to interchange. | 💎 PNC Pearl: Immediate needle decompression/chest tube insertion → Tension pneumothorax is life-threatening; immediate decompression with a large-bore needle in the 2nd intercostal space midclavicular line</w:t>
       </w:r>
     </w:p>
     <w:p>
@@ -2374,7 +2374,7 @@
     </w:p>
     <w:p>
       <w:r>
-        <w:t>Solution: Toxoids immunize against toxin-mediated diseases.</w:t>
+        <w:t>Solution: ✅ Correct Answer: A. Tetanus toxoid (TT/Td) | 🧠 Clinical Rationale: Toxoids immunize against toxin-mediated diseases. | ❌ Why Not Others? | B — BCG: At birth: BCG, OPV zero dose, and hepatitis B birth dose (within 24 hours). | C — OPV: At birth: BCG, OPV zero dose, and hepatitis B birth dose (within 24 hours). | D — Hepatitis B: HBIG plus vaccine protects after HBV exposure. | ⚠️ Exam Trap: Read the exact question — the correct fact and its look-alike options are easy to interchange. | 💎 PNC Pearl: Tetanus toxoid (TT/Td) → Toxoids immunize against toxin-mediated diseases</w:t>
       </w:r>
     </w:p>
     <w:p>
@@ -2419,7 +2419,7 @@
     </w:p>
     <w:p>
       <w:r>
-        <w:t>Solution: CN XII is the motor nerve of the tongue.</w:t>
+        <w:t>Solution: ✅ Correct Answer: A. Hypoglossal nerve (XII) | 🧠 Clinical Rationale: CN XII is the motor nerve of the tongue. | ❌ Why Not Others? | B — Glossopharyngeal (IX): not the appropriate nursing action here | C — Facial (VII): not the appropriate nursing action here | D — Trigeminal (V): not the appropriate nursing action here | ⚠️ Exam Trap: Read the exact question — the correct fact and its look-alike options are easy to interchange. | 💎 PNC Pearl: Hypoglossal nerve (XII) → CN XII is the motor nerve of the tongue</w:t>
       </w:r>
     </w:p>
     <w:p>
@@ -2464,7 +2464,7 @@
     </w:p>
     <w:p>
       <w:r>
-        <w:t>Solution: Clostridia (tetani, botulinum, perfringens) form resistant spores.</w:t>
+        <w:t>Solution: ✅ Correct Answer: A. Clostridium species | 🧠 Clinical Rationale: Clostridia (tetani, botulinum, perfringens) form resistant spores. | ❌ Why Not Others? | B — Streptococcus: Group A strep causes scarlet fever with a strawberry tongue. | C — Neisseria: N. gonorrhoeae causes urethritis and cervicitis. | D — Haemophilus: Hib causes meningitis and pneumonia in children. | ⚠️ Exam Trap: Read the exact question — the correct fact and its look-alike options are easy to interchange. | 💎 PNC Pearl: Clostridium species → Clostridia (tetani, botulinum, perfringens) form resistant spores</w:t>
       </w:r>
     </w:p>
     <w:p>
@@ -2509,7 +2509,7 @@
     </w:p>
     <w:p>
       <w:r>
-        <w:t>Solution: Mucous membranes and nail beds show colour changes best in dark skin.</w:t>
+        <w:t>Solution: ✅ Correct Answer: A. Mucous membranes and nail beds | 🧠 Clinical Rationale: Mucous membranes and nail beds show colour changes best in dark skin. | ❌ Why Not Others? | B — Only the cheeks: not the appropriate nursing action here | C — The hair: not the appropriate nursing action here | D — The palms only: not the appropriate nursing action here | ⚠️ Exam Trap: Read the exact question — the correct fact and its look-alike options are easy to interchange. | 💎 PNC Pearl: Mucous membranes and nail beds → show colour changes best in dark skin</w:t>
       </w:r>
     </w:p>
     <w:p>
@@ -2554,7 +2554,7 @@
     </w:p>
     <w:p>
       <w:r>
-        <w:t>Solution: Use contraception and consider alternatives in pregnancy; specialist advice.</w:t>
+        <w:t>Solution: ✅ Correct Answer: A. First-trimester exposure | 🧠 Clinical Rationale: Use contraception and consider alternatives in pregnancy; specialist advice. | ❌ Why Not Others? | B — Third-trimester exposure: not the appropriate nursing action here | C — Breastfeeding always: not the appropriate nursing action here | D — Diet: INH depletes B6; supplement to prevent neuropathy. | ⚠️ Exam Trap: Don’t confuse "First-trimester exposure" with "Third-trimester exposure" — they look alike and are easy to interchange. | 💎 PNC Pearl: First-trimester exposure → Use contraception and consider alternatives in pregnancy; specialist advice</w:t>
       </w:r>
     </w:p>
     <w:p>
@@ -2599,7 +2599,7 @@
     </w:p>
     <w:p>
       <w:r>
-        <w:t>Solution: Clozapine is reserved for resistance due to side-effect monitoring needs.</w:t>
+        <w:t>Solution: ✅ Correct Answer: A. Treatment-resistant schizophrenia | 🧠 Clinical Rationale: Clozapine is reserved for resistance due to side-effect monitoring needs. | ❌ Why Not Others? | B — First-episode psychosis: not the appropriate nursing action here | C — Diet: INH depletes B6; supplement to prevent neuropathy. | D — Exercise: Calcium, vitamin D, and fall prevention maintain bone health. | ⚠️ Exam Trap: Read the exact question — the correct fact and its look-alike options are easy to interchange. | 💎 PNC Pearl: Treatment-resistant schizophrenia → Clozapine is reserved for resistance due to side-effect monitoring needs</w:t>
       </w:r>
     </w:p>
     <w:p>
@@ -2644,7 +2644,7 @@
     </w:p>
     <w:p>
       <w:r>
-        <w:t>Solution: CN VIII carries auditory and vestibular information.</w:t>
+        <w:t>Solution: ✅ Correct Answer: A. Vestibulocochlear nerve (VIII) | 🧠 Clinical Rationale: CN VIII carries auditory and vestibular information. | ❌ Why Not Others? | B — Optic nerve: CN II transmits visual information to the brain. | C — Trigeminal nerve: CN V has ophthalmic, maxillary, and mandibular divisions. | D — Hypoglossal nerve: CN XII is the motor nerve of the tongue. | ⚠️ Exam Trap: Read the exact question — the correct fact and its look-alike options are easy to interchange. | 💎 PNC Pearl: Vestibulocochlear nerve (VIII) → CN VIII carries auditory and vestibular information</w:t>
       </w:r>
     </w:p>
     <w:p>
@@ -2689,7 +2689,7 @@
     </w:p>
     <w:p>
       <w:r>
-        <w:t>Solution: Hashimoto thyroiditis causes acquired hypothyroidism in older children; treat with thyroxine.</w:t>
+        <w:t>Solution: ✅ Correct Answer: A. Autoimmune thyroiditis (Hashimoto) | 🧠 Clinical Rationale: Hashimoto thyroiditis causes acquired hypothyroidism in older children; treat with thyroxine. | ❌ Why Not Others? | B — Iodine excess: not the appropriate nursing action here | C — Trauma: Birth trauma, episiotomy pain, and epidurals impair bladder sensation; monitor voiding closely. | D — Diet: INH depletes B6; supplement to prevent neuropathy. | ⚠️ Exam Trap: Read the exact question — the correct fact and its look-alike options are easy to interchange. | 💎 PNC Pearl: Autoimmune thyroiditis (Hashimoto) → Hashimoto thyroiditis causes acquired hypothyroidism in older children; treat with thyroxine</w:t>
       </w:r>
     </w:p>
     <w:p>
@@ -2734,7 +2734,7 @@
     </w:p>
     <w:p>
       <w:r>
-        <w:t>Solution: CAL and e-learning enhance flexible education.</w:t>
+        <w:t>Solution: ✅ Correct Answer: A. Uses technology for interactive learning | 🧠 Clinical Rationale: CAL and e-learning enhance flexible education. | ❌ Why Not Others? | B — Replaces all teachers: not the appropriate nursing action here | C — Is always expensive: not the appropriate nursing action here | D — Has no role: not the appropriate nursing action here | ⚠️ Exam Trap: Read the exact question — the correct fact and its look-alike options are easy to interchange. | 💎 PNC Pearl: Uses technology for interactive learning → CAL and e-learning enhance flexible education</w:t>
       </w:r>
     </w:p>
     <w:p>
@@ -2779,7 +2779,7 @@
     </w:p>
     <w:p>
       <w:r>
-        <w:t>Solution: Rotavirus is the leading cause of severe infantile gastroenteritis; vaccine prevents it.</w:t>
+        <w:t>Solution: ✅ Correct Answer: A. Rotavirus | 🧠 Clinical Rationale: Rotavirus is the leading cause of severe infantile gastroenteritis; vaccine prevents it. | ❌ Why Not Others? | B — Salmonella: Bacterial toxins and contamination cause most outbreaks; safe handling prevents them. | C — Giardia: Causes foul-smelling diarrhoea and malabsorption; metronidazole treats it. | D — E. histolytica: not the appropriate nursing action here | ⚠️ Exam Trap: Read the exact question — the correct fact and its look-alike options are easy to interchange. | 💎 PNC Pearl: Rotavirus is the leading cause of severe infantile gastroenteritis; vaccine prevents it.</w:t>
       </w:r>
     </w:p>
     <w:p>
@@ -2824,7 +2824,7 @@
     </w:p>
     <w:p>
       <w:r>
-        <w:t>Solution: Pepsinogen is activated to pepsin by gastric acid.</w:t>
+        <w:t>Solution: ✅ Correct Answer: A. Pepsinogen | 🧠 Clinical Rationale: Pepsinogen is activated to pepsin by gastric acid. | ❌ Why Not Others? | B — Trypsinogen: Pancreatic enzymes digest proteins, carbs, and fats. | C — Bile: Post-op complications need monitoring. | D — Mucus: Combining basal body temperature and mucus signs improves natural planning reliability. | ⚠️ Exam Trap: Read the exact question — the correct fact and its look-alike options are easy to interchange. | 💎 PNC Pearl: Pepsinogen → activated to pepsin by gastric acid</w:t>
       </w:r>
     </w:p>
     <w:p>
@@ -2869,7 +2869,7 @@
     </w:p>
     <w:p>
       <w:r>
-        <w:t>Solution: Process evaluation examines coverage and fidelity.</w:t>
+        <w:t>Solution: ✅ Correct Answer: A. Checking whether activities are delivered as planned | 🧠 Clinical Rationale: Process evaluation examines coverage and fidelity. | ❌ Why Not Others? | B — Outcomes: Universal newborn hearing screening enables timely habilitation. | C — Diet: INH depletes B6; supplement to prevent neuropathy. | D — Climate: NMSA promotes sustainable agriculture. | ⚠️ Exam Trap: Read the exact question — the correct fact and its look-alike options are easy to interchange. | 💎 PNC Pearl: Checking whether activities are delivered as planned → Process evaluation examines coverage and fidelity</w:t>
       </w:r>
     </w:p>
     <w:p>
@@ -2914,7 +2914,7 @@
     </w:p>
     <w:p>
       <w:r>
-        <w:t>Solution: PRBCs raise oxygen-carrying capacity.</w:t>
+        <w:t>Solution: ✅ Correct Answer: A. Anaemia and blood loss | 🧠 Clinical Rationale: PRBCs raise oxygen-carrying capacity. | ❌ Why Not Others? | B — Clotting: Platelets form plugs in haemostasis. | C — Volume expansion only: not the appropriate nursing action here | D — Immunity: Protect neutropenic patients with isolation and hygiene. | ⚠️ Exam Trap: Read the exact question — the correct fact and its look-alike options are easy to interchange. | 💎 PNC Pearl: Anaemia and blood loss → PRBCs raise oxygen-carrying capacity</w:t>
       </w:r>
     </w:p>
     <w:p>
@@ -2959,7 +2959,7 @@
     </w:p>
     <w:p>
       <w:r>
-        <w:t>Solution: Suctioning removes oxygen along with secretions.</w:t>
+        <w:t>Solution: ✅ Correct Answer: A. Hypoxia | 🧠 Clinical Rationale: Suctioning removes oxygen along with secretions. | ❌ Why Not Others? | B — Hyperthermia: Thyroid storm is a hypermetabolic emergency with fever and cardiovascular collapse. | C — Constipation: Opioids slow GI motility; prophylactic stool softeners and fluids are routine. | D — Diarrhoea: Cholinergic side effects (nausea, vomiting, bradycardia) are common with cholinesterase inhibitors. | ⚠️ Exam Trap: Read the exact question — the correct fact and its look-alike options are easy to interchange. | 💎 PNC Pearl: Hypoxia → Suctioning removes oxygen along with secretions</w:t>
       </w:r>
     </w:p>
     <w:p>
@@ -3004,7 +3004,7 @@
     </w:p>
     <w:p>
       <w:r>
-        <w:t>Solution: NMR covers the first 28 days of life.</w:t>
+        <w:t>Solution: ✅ Correct Answer: A. Deaths in the first 28 days per 1,000 live births | 🧠 Clinical Rationale: NMR covers the first 28 days of life. | ❌ Why Not Others? | B — Deaths in the first year: not the appropriate nursing action here | C — Stillbirths: Stillbirth surveillance reviews causes to prevent recurrence. | D — Infant deaths: not the appropriate nursing action here | ⚠️ Exam Trap: Don’t confuse "Deaths in the first 28 days per 1,000 live births" with "Deaths in the first year" — they look alike and are easy to interchange. | 💎 PNC Pearl: Deaths in the first 28 days per 1,000 live births → NMR covers the first 28 days of life</w:t>
       </w:r>
     </w:p>
     <w:p>
@@ -3049,7 +3049,7 @@
     </w:p>
     <w:p>
       <w:r>
-        <w:t>Solution: Most phototherapy is for exaggerated physiological jaundice; monitor levels and response.</w:t>
+        <w:t>Solution: ✅ Correct Answer: A. Physiological jaundice with high unconjugated bilirubin | 🧠 Clinical Rationale: Most phototherapy is for exaggerated physiological jaundice; monitor levels and response. | ❌ Why Not Others? | B — Biliary atresia: Causes persistent conjugated jaundice with pale stools; early Kasai surgery is vital. | C — Hepatitis: HBIG plus vaccine protects after HBV exposure. | D — Sepsis only: not the appropriate nursing action here | ⚠️ Exam Trap: Read the exact question — the correct fact and its look-alike options are easy to interchange. | 💎 PNC Pearl: Physiological jaundice with high unconjugated bilirubin → Most phototherapy is for exaggerated physiological jaundice; monitor levels and response</w:t>
       </w:r>
     </w:p>
     <w:p>
@@ -3094,7 +3094,7 @@
     </w:p>
     <w:p>
       <w:r>
-        <w:t>Solution: Screen for violence; offer safety planning and referral.</w:t>
+        <w:t>Solution: ✅ Correct Answer: A. PTSD, depression, and anxiety | 🧠 Clinical Rationale: Screen for violence; offer safety planning and referral. | ❌ Why Not Others? | B — Physical injury only: not the appropriate nursing action here | C — Diet: INH depletes B6; supplement to prevent neuropathy. | D — Exercise: Calcium, vitamin D, and fall prevention maintain bone health. | ⚠️ Exam Trap: Read the exact question — the correct fact and its look-alike options are easy to interchange. | 💎 PNC Pearl: PTSD, depression, and anxiety → Screen for violence; offer safety planning and referral</w:t>
       </w:r>
     </w:p>
     <w:p>
@@ -3139,7 +3139,7 @@
     </w:p>
     <w:p>
       <w:r>
-        <w:t>Solution: Oxytocin drives labour and the milk-ejection reflex.</w:t>
+        <w:t>Solution: ✅ Correct Answer: A. Uterine contraction and milk ejection | 🧠 Clinical Rationale: Oxytocin drives labour and the milk-ejection reflex. | ❌ Why Not Others? | B — Bone growth: Osteosarcoma occurs near the knee in adolescents; biopsy and chemotherapy are key. | C — Insulin release: not the appropriate nursing action here | D — Sweat: Avoid overdressing; keep the baby cool and dry. | ⚠️ Exam Trap: Read the exact question — the correct fact and its look-alike options are easy to interchange. | 💎 PNC Pearl: Uterine contraction and milk ejection → Oxytocin drives labour and the milk-ejection reflex</w:t>
       </w:r>
     </w:p>
     <w:p>
@@ -3184,7 +3184,7 @@
     </w:p>
     <w:p>
       <w:r>
-        <w:t>Solution: Lymphatics return leaked fluid to circulation and transport lymphocytes for immunity.</w:t>
+        <w:t>Solution: ✅ Correct Answer: A. Returning interstitial fluid to the blood and immune defence | 🧠 Clinical Rationale: Lymphatics return leaked fluid to circulation and transport lymphocytes for immunity. | ❌ Why Not Others? | B — Producing red blood cells: not the appropriate nursing action here | C — Digesting fats only: not the appropriate nursing action here | D — Regulating temperature only: not the appropriate nursing action here | ⚠️ Exam Trap: Read the exact question — the correct fact and its look-alike options are easy to interchange. | 💎 PNC Pearl: Returning interstitial fluid to the blood and immune defence → Lymphatics return leaked fluid to circulation and transport lymphocytes for immunity</w:t>
       </w:r>
     </w:p>
     <w:p>
@@ -3229,7 +3229,7 @@
     </w:p>
     <w:p>
       <w:r>
-        <w:t>Solution: Rubella vaccine prevents congenital rubella syndrome; avoid vaccination during pregnancy.</w:t>
+        <w:t>Solution: ✅ Correct Answer: A. MMR vaccination before pregnancy | 🧠 Clinical Rationale: Rubella vaccine prevents congenital rubella syndrome; avoid vaccination during pregnancy. | ❌ Why Not Others? | B — Antibiotics in pregnancy: not the appropriate nursing action here | C — Diet: INH depletes B6; supplement to prevent neuropathy. | D — Exercise: Calcium, vitamin D, and fall prevention maintain bone health. | ⚠️ Exam Trap: Read the exact question — the correct fact and its look-alike options are easy to interchange. | 💎 PNC Pearl: MMR vaccination before pregnancy → Rubella vaccine prevents congenital rubella syndrome; avoid vaccination during pregnancy</w:t>
       </w:r>
     </w:p>
     <w:p>
@@ -3274,7 +3274,7 @@
     </w:p>
     <w:p>
       <w:r>
-        <w:t>Solution: ICDS provides supplementary nutrition, immunization, and preschool education.</w:t>
+        <w:t>Solution: ✅ Correct Answer: A. Integrated nutrition and early childhood services | 🧠 Clinical Rationale: ICDS provides supplementary nutrition, immunization, and preschool education. | ❌ Why Not Others? | B — School meals only: not the appropriate nursing action here | C — Diet: INH depletes B6; supplement to prevent neuropathy. | D — Climate: NMSA promotes sustainable agriculture. | ⚠️ Exam Trap: Read the exact question — the correct fact and its look-alike options are easy to interchange. | 💎 PNC Pearl: Integrated nutrition and early childhood services → ICDS provides supplementary nutrition, immunization, and preschool education</w:t>
       </w:r>
     </w:p>
     <w:p>
@@ -3319,7 +3319,7 @@
     </w:p>
     <w:p>
       <w:r>
-        <w:t>Solution: Rooting fades by 3-4 months as feeding becomes voluntary.</w:t>
+        <w:t>Solution: ✅ Correct Answer: A. 3-4 months | 🧠 Clinical Rationale: Rooting fades by 3-4 months as feeding becomes voluntary. | ❌ Why Not Others? | B — 1 month: Acute stress disorder becomes PTSD if symptoms persist beyond 4 weeks. | C — 8 months: The lower central incisors erupt first at about 6-8 months; 20 deciduous teeth by 2.5-3 years. | D — 12 months: MR vaccine at 9–12 months with a second dose at 16–24 months. | ⚠️ Exam Trap: Read the exact question — the correct fact and its look-alike options are easy to interchange. | 💎 PNC Pearl: 3-4 months → Rooting fades by as feeding becomes voluntary</w:t>
       </w:r>
     </w:p>
     <w:p>
@@ -3364,7 +3364,7 @@
     </w:p>
     <w:p>
       <w:r>
-        <w:t>Solution: NHM includes NRHM (rural) and NUHM (urban) with RMNCH+A focus.</w:t>
+        <w:t>Solution: ✅ Correct Answer: A. NRHM plus NRHM/urban components | 🧠 Clinical Rationale: NHM includes NRHM (rural) and NUHM (urban) with RMNCH+A focus. | ❌ Why Not Others? | B — Rural only: not the appropriate nursing action here | C — Private only: not the appropriate nursing action here | D — Tertiary only: not the appropriate nursing action here | ⚠️ Exam Trap: Read the exact question — the correct fact and its look-alike options are easy to interchange. | 💎 PNC Pearl: NRHM plus NRHM/urban components → NHM includes NRHM (rural) and NUHM (urban) with RMNCH+A focus</w:t>
       </w:r>
     </w:p>
     <w:p>
@@ -3409,7 +3409,7 @@
     </w:p>
     <w:p>
       <w:r>
-        <w:t>Solution: The vena cavae return systemic venous blood to the right atrium.</w:t>
+        <w:t>Solution: ✅ Correct Answer: A. Superior and inferior vena cavae | 🧠 Clinical Rationale: The vena cavae return systemic venous blood to the right atrium. | ❌ Why Not Others? | B — Pulmonary veins: Oxygenated blood flows through the four pulmonary veins to the left atrium. | C — Aorta: The aorta distributes oxygenated blood systemically. | D — Coronary sinus only: not the appropriate nursing action here | ⚠️ Exam Trap: Read the exact question — the correct fact and its look-alike options are easy to interchange. | 💎 PNC Pearl: Superior and inferior vena cavae → The vena cavae return systemic venous blood to the right atrium</w:t>
       </w:r>
     </w:p>
     <w:p>
@@ -3454,7 +3454,7 @@
     </w:p>
     <w:p>
       <w:r>
-        <w:t>Solution: Mydriasis (dim light, drugs) can precipitate closed-angle glaucoma.</w:t>
+        <w:t>Solution: ✅ Correct Answer: A. Pupil dilation in a shallow anterior chamber | 🧠 Clinical Rationale: Mydriasis (dim light, drugs) can precipitate closed-angle glaucoma. | ❌ Why Not Others? | B — Trauma: Birth trauma, episiotomy pain, and epidurals impair bladder sensation; monitor voiding closely. | C — Infection: Loss of immunoglobulins predisposes to peritonitis and cellulitis; also watch thrombosis. | D — Cataract: Is the leading cause; NPB free surgery restores sight. | ⚠️ Exam Trap: Read the exact question — the correct fact and its look-alike options are easy to interchange. | 💎 PNC Pearl: Pupil dilation in a shallow anterior chamber → Mydriasis (dim light, drugs) can precipitate closed-angle glaucoma</w:t>
       </w:r>
     </w:p>
     <w:p>
@@ -3499,7 +3499,7 @@
     </w:p>
     <w:p>
       <w:r>
-        <w:t>Solution: TORCH infections and haemolytic disease enlarge liver and spleen; work up systematically.</w:t>
+        <w:t>Solution: ✅ Correct Answer: A. Congenital infection (TORCH) and haemolysis | 🧠 Clinical Rationale: TORCH infections and haemolytic disease enlarge liver and spleen; work up systematically. | ❌ Why Not Others? | B — Benign: Erythema toxicum is a common benign neonatal rash with blotchy erythema and papules, resolving by day 7. | C — Diet: INH depletes B6; supplement to prevent neuropathy. | D — Exercise: Calcium, vitamin D, and fall prevention maintain bone health. | ⚠️ Exam Trap: Read the exact question — the correct fact and its look-alike options are easy to interchange. | 💎 PNC Pearl: Congenital infection (TORCH) and haemolysis → TORCH infections and haemolytic disease enlarge liver and spleen; work up systematically</w:t>
       </w:r>
     </w:p>
     <w:p>
@@ -3544,7 +3544,7 @@
     </w:p>
     <w:p>
       <w:r>
-        <w:t>Solution: Sodium valproate can cause liver injury and pancreatitis; monitor LFTs, especially in children.</w:t>
+        <w:t>Solution: ✅ Correct Answer: A. Hepatotoxicity and weight gain | 🧠 Clinical Rationale: Sodium valproate can cause liver injury and pancreatitis; monitor LFTs, especially in children. | ❌ Why Not Others? | B — Nephrotoxicity: Vancomycin infusion reactions and renal toxicity need monitoring. | C — Cardiotoxicity: Doxorubicin causes dose-related cardiomyopathy. | D — Bradycardia: Bradycardia = 60 beats per minute | ⚠️ Exam Trap: Read the exact question — the correct fact and its look-alike options are easy to interchange. | 💎 PNC Pearl: Hepatotoxicity and weight gain → Sodium valproate can cause liver injury and pancreatitis; monitor LFTs, especially in children</w:t>
       </w:r>
     </w:p>
     <w:p>
@@ -3589,7 +3589,7 @@
     </w:p>
     <w:p>
       <w:r>
-        <w:t>Solution: Stay within the therapeutic window for safety and effect.</w:t>
+        <w:t>Solution: ✅ Correct Answer: A. The concentration range producing effect without toxicity | 🧠 Clinical Rationale: Stay within the therapeutic window for safety and effect. | ❌ Why Not Others? | B — Its expiry range: not the appropriate nursing action here | C — Its price range: not the appropriate nursing action here | D — Its volume: not the appropriate nursing action here | ⚠️ Exam Trap: Read the exact question — the correct fact and its look-alike options are easy to interchange. | 💎 PNC Pearl: The concentration range producing effect without toxicity → Stay within the therapeutic window for safety and effect</w:t>
       </w:r>
     </w:p>
     <w:p>
@@ -3634,7 +3634,7 @@
     </w:p>
     <w:p>
       <w:r>
-        <w:t>Solution: Timed records track trends.</w:t>
+        <w:t>Solution: ✅ Correct Answer: A. Accurately in the chart | 🧠 Clinical Rationale: Timed records track trends. | ❌ Why Not Others? | B — Roughly: not the appropriate nursing action here | C — Never: Crushing SR/ER tablets causes dose dumping. | D — Only for temperature: not the appropriate nursing action here | ⚠️ Exam Trap: Read the exact question — the correct fact and its look-alike options are easy to interchange. | 💎 PNC Pearl: Accurately in the chart → Timed records track trends</w:t>
       </w:r>
     </w:p>
     <w:p>
@@ -3679,7 +3679,7 @@
     </w:p>
     <w:p>
       <w:r>
-        <w:t>Solution: THBSO with lymph node assessment is standard; adjuvant therapy depends on stage.</w:t>
+        <w:t>Solution: ✅ Correct Answer: A. Total hysterectomy with bilateral salpingo-oophorectomy | 🧠 Clinical Rationale: THBSO with lymph node assessment is standard; adjuvant therapy depends on stage. | ❌ Why Not Others? | B — Dilatation only: not the appropriate nursing action here | C — Radiotherapy only: not the appropriate nursing action here | D — Observation: Continuous observation and a safe environment (no sharp objects, belts, medications) are essential. | ⚠️ Exam Trap: Read the exact question — the correct fact and its look-alike options are easy to interchange. | 💎 PNC Pearl: Total hysterectomy with bilateral salpingo-oophorectomy → THBSO with lymph node assessment is standard; adjuvant therapy depends on stage</w:t>
       </w:r>
     </w:p>
     <w:p>
@@ -3724,7 +3724,7 @@
     </w:p>
     <w:p>
       <w:r>
-        <w:t>Solution: Aldosterone increases sodium reabsorption and potassium loss.</w:t>
+        <w:t>Solution: ✅ Correct Answer: A. Sodium and potassium balance | 🧠 Clinical Rationale: Aldosterone increases sodium reabsorption and potassium loss. | ❌ Why Not Others? | B — Blood sugar: PPBS is measured two hours after meals. | C — Calcium: Makes up most of bone mineral mass. | D — Growth: Monitoring identifies underweight, stunting, and wasting early. | ⚠️ Exam Trap: Read the exact question — the correct fact and its look-alike options are easy to interchange. | 💎 PNC Pearl: Sodium and potassium balance → Aldosterone increases sodium reabsorption and potassium loss</w:t>
       </w:r>
     </w:p>
     <w:p>
@@ -3769,7 +3769,7 @@
     </w:p>
     <w:p>
       <w:r>
-        <w:t>Solution: Restrict potassium in renal failure to prevent life-threatening arrhythmias.</w:t>
+        <w:t>Solution: ✅ Correct Answer: A. High-potassium foods such as bananas and oranges | 🧠 Clinical Rationale: Restrict potassium in renal failure to prevent life-threatening arrhythmias. | ❌ Why Not Others? | B — Bread: not the appropriate nursing action here | C — Rice: Reduces swelling and pain in sprains. | D — Water: JJM (2019) provides functional tap connections to rural homes. | ⚠️ Exam Trap: Read the exact question — the correct fact and its look-alike options are easy to interchange. | 💎 PNC Pearl: High-potassium foods such as bananas and oranges → Restrict potassium in renal failure to prevent life-threatening arrhythmias</w:t>
       </w:r>
     </w:p>
     <w:p>
@@ -3814,7 +3814,7 @@
     </w:p>
     <w:p>
       <w:r>
-        <w:t>Solution: The anterior fontanelle closes between 12 and 18 months; the posterior by 2-3 months.</w:t>
+        <w:t>Solution: ✅ Correct Answer: A. 12-18 months | 🧠 Clinical Rationale: The anterior fontanelle closes between 12 and 18 months; the posterior by 2-3 months. | ❌ Why Not Others? | B — 6 weeks: The social smile appears at 6-8 weeks in response to the mother's face and voice. | C — 3 months: DMPA is administered every 3 months (13 weeks). | D — 3 years: Toddlers assert autonomy with feeding, toileting, and movement. | ⚠️ Exam Trap: Read the exact question — the correct fact and its look-alike options are easy to interchange. | 💎 PNC Pearl: 12-18 months → The anterior fontanelle closes between 12 and 18 months; the posterior by 2-3 months</w:t>
       </w:r>
     </w:p>
     <w:p>
@@ -3859,7 +3859,7 @@
     </w:p>
     <w:p>
       <w:r>
-        <w:t>Solution: Muscle weakness, cramps, and ECG changes (U waves) signal hypokalaemia.</w:t>
+        <w:t>Solution: ✅ Correct Answer: A. Muscle weakness and fatigue | 🧠 Clinical Rationale: Muscle weakness, cramps, and ECG changes (U waves) signal hypokalaemia. | ❌ Why Not Others? | B — Bone pain: Excess PTH raises calcium. | C — Blurred vision: Acute closed-angle glaucoma is an emergency (fixed mid-dilated pupil, nausea); treat to prevent blindness. | D — Polyuria only: not the appropriate nursing action here | ⚠️ Exam Trap: Read the exact question — the correct fact and its look-alike options are easy to interchange. | 💎 PNC Pearl: Muscle weakness and fatigue → Muscle weakness, cramps, and ECG changes (U waves) signal hypokalaemia</w:t>
       </w:r>
     </w:p>
     <w:p>
@@ -3904,7 +3904,7 @@
     </w:p>
     <w:p>
       <w:r>
-        <w:t>Solution: Diverticular bleeding and haemorrhoids are the commonest lower GI bleeds.</w:t>
+        <w:t>Solution: ✅ Correct Answer: A. Diverticulosis and haemorrhoids | 🧠 Clinical Rationale: Diverticular bleeding and haemorrhoids are the commonest lower GI bleeds. | ❌ Why Not Others? | B — Colon cancer only: not the appropriate nursing action here | C — Angiodysplasia only: not the appropriate nursing action here | D — Ulcerative colitis: not the appropriate nursing action here | ⚠️ Exam Trap: Read the exact question — the correct fact and its look-alike options are easy to interchange. | 💎 PNC Pearl: Diverticulosis and haemorrhoids → Diverticular bleeding and haemorrhoids are the commonest lower GI bleeds</w:t>
       </w:r>
     </w:p>
     <w:p>
@@ -3949,7 +3949,7 @@
     </w:p>
     <w:p>
       <w:r>
-        <w:t>Solution: Lifestyle change treats all five metabolic syndrome components.</w:t>
+        <w:t>Solution: ✅ Correct Answer: A. Obesity with insulin resistance | 🧠 Clinical Rationale: Lifestyle change treats all five metabolic syndrome components. | ❌ Why Not Others? | B — Genetics only: not the appropriate nursing action here | C — Diet only: not the appropriate nursing action here | D — Climate: NMSA promotes sustainable agriculture. | ⚠️ Exam Trap: Read the exact question — the correct fact and its look-alike options are easy to interchange. | 💎 PNC Pearl: Obesity with insulin resistance → Lifestyle change treats all five metabolic syndrome components</w:t>
       </w:r>
     </w:p>
     <w:p>
@@ -3994,7 +3994,7 @@
     </w:p>
     <w:p>
       <w:r>
-        <w:t>Solution: Attitudes have cognitive, affective, and behavioural components.</w:t>
+        <w:t>Solution: ✅ Correct Answer: A. A learned tendency to evaluate people, objects, or issues favourably or unfavourably | 🧠 Clinical Rationale: Attitudes have cognitive, affective, and behavioural components. | ❌ Why Not Others? | B — A reflex: not the appropriate nursing action here | C — An instinct: not the appropriate nursing action here | D — A habit: not the appropriate nursing action here | ⚠️ Exam Trap: Read the exact question — the correct fact and its look-alike options are easy to interchange. | 💎 PNC Pearl: A learned tendency to evaluate people, objects, or issues favourably or unfavourably → Attitudes have cognitive, affective, and behavioural components</w:t>
       </w:r>
     </w:p>
     <w:p>
@@ -4039,7 +4039,7 @@
     </w:p>
     <w:p>
       <w:r>
-        <w:t>Solution: Anaphylaxis is a life-threatening emergency.</w:t>
+        <w:t>Solution: ✅ Correct Answer: A. Anaphylaxis | 🧠 Clinical Rationale: Anaphylaxis is a life-threatening emergency. | ❌ Why Not Others? | B — Nausea: These are classic digoxin toxicity signs. | C — Headache: These warning signs indicate impending eclampsia or HELLP syndrome - urgent referral needed. | D — Constipation: Opioids slow GI motility; prophylactic stool softeners and fluids are routine. | ⚠️ Exam Trap: Read the exact question — the correct fact and its look-alike options are easy to interchange. | 💎 PNC Pearl: Anaphylaxis → a life-threatening emergency</w:t>
       </w:r>
     </w:p>
     <w:p>
@@ -4084,7 +4084,7 @@
     </w:p>
     <w:p>
       <w:r>
-        <w:t>Solution: Rajasthan's 108 ambulance service is run by the health department with an operator partner.</w:t>
+        <w:t>Solution: ✅ Correct Answer: A. The state health department (with private partner) | 🧠 Clinical Rationale: Rajasthan's 108 ambulance service is run by the health department with an operator partner. | ❌ Why Not Others? | B — The railways: not the appropriate nursing action here | C — The police: not the appropriate nursing action here | D — The army: Cariappa became Army Chief in 1949. | ⚠️ Exam Trap: Read the exact question — the correct fact and its look-alike options are easy to interchange. | 💎 PNC Pearl: The state health department (with private partner) → Rajasthan's 108 ambulance service is run by the health department with an operator partner</w:t>
       </w:r>
     </w:p>
     <w:p>
@@ -4129,7 +4129,7 @@
     </w:p>
     <w:p>
       <w:r>
-        <w:t>Solution: JSSK guarantees free delivery, C-section, medicines, diagnostics, diet, and transport.</w:t>
+        <w:t>Solution: ✅ Correct Answer: A. Free delivery care and treatment for sick newborns | 🧠 Clinical Rationale: JSSK guarantees free delivery, C-section, medicines, diagnostics, diet, and transport. | ❌ Why Not Others? | B — Only free food: not the appropriate nursing action here | C — Only transport: not the appropriate nursing action here | D — Only medicines for elderly: not the appropriate nursing action here | ⚠️ Exam Trap: Read the exact question — the correct fact and its look-alike options are easy to interchange. | 💎 PNC Pearl: Free delivery care and treatment for sick newborns → JSSK guarantees free delivery, C-section, medicines, diagnostics, diet, and transport</w:t>
       </w:r>
     </w:p>
     <w:p>
@@ -4174,7 +4174,7 @@
     </w:p>
     <w:p>
       <w:r>
-        <w:t>Solution: NFSA provides 5 kg per person per month at Rs 1-3 per kg.</w:t>
+        <w:t>Solution: ✅ Correct Answer: A. 5 kg of food grains per person per month at subsidized rates | 🧠 Clinical Rationale: NFSA provides 5 kg per person per month at Rs 1-3 per kg. | ❌ Why Not Others? | B — 10 kg per person: not the appropriate nursing action here | C — 1 kg per family: not the appropriate nursing action here | D — No grains: not the appropriate nursing action here | ⚠️ Exam Trap: Don’t confuse "5 kg of food grains per person per month at subsidized rates" with "10 kg per person" — they look alike and are easy to interchange. | 💎 PNC Pearl: 5 kg of food grains per person per month at subsidized rates → NFSA provides 5 kg per person per month at Rs 1-3 per kg</w:t>
       </w:r>
     </w:p>
     <w:p>
@@ -4219,7 +4219,7 @@
     </w:p>
     <w:p>
       <w:r>
-        <w:t>Solution: Red containers receive contaminated recyclable plastics for recycling after treatment.</w:t>
+        <w:t>Solution: ✅ Correct Answer: A. Recyclable contaminated plastic (IV sets, tubing) | 🧠 Clinical Rationale: Red containers receive contaminated recyclable plastics for recycling after treatment. | ❌ Why Not Others? | B — Human tissue: not the appropriate nursing action here | C — Sharps: Containers prevent injuries. | D — Radioactive waste: not the appropriate nursing action here | ⚠️ Exam Trap: Read the exact question — the correct fact and its look-alike options are easy to interchange. | 💎 PNC Pearl: Recyclable contaminated plastic (IV sets, tubing) → Red containers receive contaminated recyclable plastics for recycling after treatment</w:t>
       </w:r>
     </w:p>
     <w:p>
@@ -4264,7 +4264,7 @@
     </w:p>
     <w:p>
       <w:r>
-        <w:t>Solution: AEFI surveillance monitors vaccine safety.</w:t>
+        <w:t>Solution: ✅ Correct Answer: A. Adverse Event Following Immunization | 🧠 Clinical Rationale: AEFI surveillance monitors vaccine safety. | ❌ Why Not Others? | B — Annual Epidemic Fever Index: not the appropriate nursing action here | C — Acute Emergency First Intervention: not the appropriate nursing action here | D — Antigen Effect of Immunization: not the appropriate nursing action here | ⚠️ Exam Trap: Read the exact question — the correct fact and its look-alike options are easy to interchange. | 💎 PNC Pearl: Adverse Event Following Immunization → AEFI surveillance monitors vaccine safety</w:t>
       </w:r>
     </w:p>
     <w:p>
@@ -4309,7 +4309,7 @@
     </w:p>
     <w:p>
       <w:r>
-        <w:t>Solution: Total recommended weight gain is about 10–12 kg (varies with pre-pregnancy BMI).</w:t>
+        <w:t>Solution: ✅ Correct Answer: A. About 10–12 kg | 🧠 Clinical Rationale: Total recommended weight gain is about 10–12 kg (varies with pre-pregnancy BMI). | ❌ Why Not Others? | B — 2 kg: not the appropriate nursing action here | C — 20 kg: not the appropriate nursing action here | D — 5 kg: not the appropriate nursing action here | ⚠️ Exam Trap: Don’t confuse "About 10–12 kg" with "2 kg" — they look alike and are easy to interchange. | 💎 PNC Pearl: About 10–12 kg → Total recommended weight gain is (varies with pre-pregnancy BMI)</w:t>
       </w:r>
     </w:p>
     <w:p>
@@ -4354,7 +4354,7 @@
     </w:p>
     <w:p>
       <w:r>
-        <w:t>Solution: PMAY provides affordable housing with basic amenities.</w:t>
+        <w:t>Solution: ✅ Correct Answer: A. Housing for all (pucca houses) | 🧠 Clinical Rationale: PMAY provides affordable housing with basic amenities. | ❌ Why Not Others? | B — Free cars: not the appropriate nursing action here | C — Free education: not the appropriate nursing action here | D — Free health: not the appropriate nursing action here | ⚠️ Exam Trap: Read the exact question — the correct fact and its look-alike options are easy to interchange. | 💎 PNC Pearl: Housing for all (pucca houses) → PMAY provides affordable housing with basic amenities</w:t>
       </w:r>
     </w:p>
     <w:p>
@@ -4399,7 +4399,7 @@
     </w:p>
     <w:p>
       <w:r>
-        <w:t>Solution: ANC is the care given during pregnancy.</w:t>
+        <w:t>Solution: ✅ Correct Answer: A. Antenatal care | 🧠 Clinical Rationale: ANC is the care given during pregnancy. | ❌ Why Not Others? | B — Antibiotic care: not the appropriate nursing action here | C — Advanced nursing care: not the appropriate nursing action here | D — Adolescent nutrition care: not the appropriate nursing action here | ⚠️ Exam Trap: Read the exact question — the correct fact and its look-alike options are easy to interchange. | 💎 PNC Pearl: Antenatal care → ANC is the care given during pregnancy</w:t>
       </w:r>
     </w:p>
     <w:p>
@@ -4444,7 +4444,7 @@
     </w:p>
     <w:p>
       <w:r>
-        <w:t>Solution: KMC (skin-to-skin contact + breastfeeding) stabilises LBW/preterm infants.</w:t>
+        <w:t>Solution: ✅ Correct Answer: A. Stable low birth weight and preterm infants | 🧠 Clinical Rationale: KMC (skin-to-skin contact + breastfeeding) stabilises LBW/preterm infants. | ❌ Why Not Others? | B — Only term babies: not the appropriate nursing action here | C — Only sick ventilated babies: not the appropriate nursing action here | D — Only twins: not the appropriate nursing action here | ⚠️ Exam Trap: Read the exact question — the correct fact and its look-alike options are easy to interchange. | 💎 PNC Pearl: Stable low birth weight and preterm infants → KMC (skin-to-skin contact + breastfeeding) stabilises LBW/preterm infants</w:t>
       </w:r>
     </w:p>
     <w:p>
@@ -4489,7 +4489,7 @@
     </w:p>
     <w:p>
       <w:r>
-        <w:t>Solution: DPMs manage district-level health programmes.</w:t>
+        <w:t>Solution: ⚠ MULTIPLE MATCHES: ✅ Correct Answer: A. District Programme Manager | 🧠 Clinical Rationale: DPMs coordinate district health programmes. | ❌ Why Not Others? | B — District Public Medical: not the appropriate nursing action here | C — Digital Programme Management: not the appropriate nursing action here | D — District Patient Monitor: not the appropriate nursing action here | ⚠️ Exam Trap: Read the exact question — the correct fact and its look-alike options are easy to interchange. | 💎 PNC Pearl: District Programme Manager → DPMs coordinate district health programmes || ✅ Correct Answer: A. District Programme Manager | 🧠 Clinical Rationale: DPMs manage district-level health programmes. | ❌ Why Not Others? | B — District Public Medical: not the appropriate nursing action here | C — Digital Programme Management: not the appropriate nursing action here | D — District Patient Monitor: not the appropriate nursing action here | ⚠️ Exam Trap: Read the exact question — the correct fact and its look-alike options are easy to interchange. | 💎 PNC Pearl: District Programme Manager → DPMs manage district-level health programmes</w:t>
       </w:r>
     </w:p>
     <w:p>
@@ -4534,7 +4534,7 @@
     </w:p>
     <w:p>
       <w:r>
-        <w:t>Solution: NITI Aayog tracks SDG progress across states.</w:t>
+        <w:t>Solution: ✅ Correct Answer: A. SDG implementation and policy planning | 🧠 Clinical Rationale: NITI Aayog tracks SDG progress across states. | ❌ Why Not Others? | B — Only taxation: not the appropriate nursing action here | C — Only elections: not the appropriate nursing action here | D — Only defence: not the appropriate nursing action here | ⚠️ Exam Trap: Read the exact question — the correct fact and its look-alike options are easy to interchange. | 💎 PNC Pearl: SDG implementation and policy planning → NITI Aayog tracks SDG progress across states</w:t>
       </w:r>
     </w:p>
     <w:p>
@@ -4579,7 +4579,7 @@
     </w:p>
     <w:p>
       <w:r>
-        <w:t>Solution: ASHAs receive incentives for HBNC visits.</w:t>
+        <w:t>Solution: ✅ Correct Answer: A. Paid per visit as per state norms | 🧠 Clinical Rationale: ASHAs receive incentives for HBNC visits. | ❌ Why Not Others? | B — Never paid: not the appropriate nursing action here | C — Paid yearly: not the appropriate nursing action here | D — Paid by the family: not the appropriate nursing action here | ⚠️ Exam Trap: Read the exact question — the correct fact and its look-alike options are easy to interchange. | 💎 PNC Pearl: Paid per visit as per state norms → ASHAs receive incentives for HBNC visits</w:t>
       </w:r>
     </w:p>
     <w:p>
@@ -4624,7 +4624,7 @@
     </w:p>
     <w:p>
       <w:r>
-        <w:t>Solution: Standard short-course: 2 months of HRZE then 4 months of HR.</w:t>
+        <w:t>Solution: ✅ Correct Answer: A. A 6-month regimen (2HRZE/4HR) | 🧠 Clinical Rationale: Standard short-course: 2 months of HRZE then 4 months of HR. | ❌ Why Not Others? | B — One-month therapy: not the appropriate nursing action here | C — Two-year therapy: not the appropriate nursing action here | D — Lifelong therapy: not the appropriate nursing action here | ⚠️ Exam Trap: Read the exact question — the correct fact and its look-alike options are easy to interchange. | 💎 PNC Pearl: A 6-month regimen (2HRZE/4HR) → Standard short-course: 2 months of HRZE then 4 months of HR</w:t>
       </w:r>
     </w:p>
     <w:p>
@@ -4669,7 +4669,7 @@
     </w:p>
     <w:p>
       <w:r>
-        <w:t>Solution: Stewardship ensures the right drug, dose, and duration to preserve antibiotics.</w:t>
+        <w:t>Solution: ✅ Correct Answer: A. Optimise antibiotic use to slow resistance | 🧠 Clinical Rationale: Stewardship ensures the right drug, dose, and duration to preserve antibiotics. | ❌ Why Not Others? | B — Increase antibiotic sales: not the appropriate nursing action here | C — Ban antibiotics: not the appropriate nursing action here | D — Use only broad-spectrum drugs: not the appropriate nursing action here | ⚠️ Exam Trap: Read the exact question — the correct fact and its look-alike options are easy to interchange. | 💎 PNC Pearl: Optimise antibiotic use to slow resistance → Stewardship ensures the right drug, dose, and duration to preserve antibiotics</w:t>
       </w:r>
     </w:p>
     <w:p>
@@ -4714,7 +4714,7 @@
     </w:p>
     <w:p>
       <w:r>
-        <w:t>Solution: Tele-MANAS delivers free tele-mental health services across India.</w:t>
+        <w:t>Solution: ✅ Correct Answer: A. Tele-mental health counselling services | 🧠 Clinical Rationale: Tele-MANAS delivers free tele-mental health services across India. | ❌ Why Not Others? | B — Tele-surgery: not the appropriate nursing action here | C — Tele-education: not the appropriate nursing action here | D — Tele-banking: not the appropriate nursing action here | ⚠️ Exam Trap: Read the exact question — the correct fact and its look-alike options are easy to interchange. | 💎 PNC Pearl: Tele-mental health counselling services → Tele-MANAS delivers free tele-mental health services across India</w:t>
       </w:r>
     </w:p>
     <w:p>
@@ -4759,7 +4759,7 @@
     </w:p>
     <w:p>
       <w:r>
-        <w:t>Solution: Nephrons in the kidneys filter blood to form urine.</w:t>
+        <w:t>Solution: ✅ Correct Answer: A. Kidney | 🧠 Explanation: Nephrons in the kidneys filter blood to form urine. | ❌ Why Not Others? | B — Liver: The liver is the largest gland, weighing about 1.5 kg. | C — Lungs: not the correct fact here | D — Spleen: not the correct fact here | ⚠️ Exam Trap: Read the exact question — the correct fact and its look-alike options are easy to interchange. | 💎 PNC GK Pearl: Kidney → Nephrons in the kidneys filter blood to form urine</w:t>
       </w:r>
     </w:p>
     <w:p>
@@ -4804,7 +4804,7 @@
     </w:p>
     <w:p>
       <w:r>
-        <w:t>Solution: Concave lenses diverge light for myopia.</w:t>
+        <w:t>Solution: ✅ Correct Answer: A. Concave lens | 🧠 Explanation: Concave lenses diverge light for myopia. | ❌ Why Not Others? | B — Convex lens: Convex lenses converge light for hypermetropia. | C — Cylindrical lens: not the correct fact here | D — No lens: not the correct fact here | ⚠️ Exam Trap: Read the exact question — the correct fact and its look-alike options are easy to interchange. | 💎 PNC GK Pearl: Concave lens → Concave lenses diverge light for myopia</w:t>
       </w:r>
     </w:p>
     <w:p>
@@ -4849,7 +4849,7 @@
     </w:p>
     <w:p>
       <w:r>
-        <w:t>Solution: Bose was called Netaji.</w:t>
+        <w:t>Solution: ✅ Correct Answer: A. Subhash Chandra Bose | 🧠 Clinical Rationale: Bose was called Netaji. | ❌ Why Not Others? | B — Mahatma Gandhi: Gandhi is called the Father of the Nation. | C — Jawaharlal Nehru: Nehru was the first Prime Minister. | D — Bhagat Singh: not the appropriate nursing action here | ⚠️ Exam Trap: Read the exact question — the correct fact and its look-alike options are easy to interchange. | 💎 PNC Pearl: Subhash Chandra Bose → Bose was called Netaji</w:t>
       </w:r>
     </w:p>
     <w:p>
@@ -4894,7 +4894,7 @@
     </w:p>
     <w:p>
       <w:r>
-        <w:t>Solution: Sultanpur and Bhindawas (Haryana) were added to Ramsar sites in 2021; the 2024 additions were also numerous.</w:t>
+        <w:t>Solution: ✅ Correct Answer: A. Sultanpur National Park (Haryana) | 📰 Why: Sultanpur and Bhindawas (Haryana) were added to Ramsar sites in 2021; the 2024 additions were also numerous. | ❌ Why Not Others? | B — Chilika Lake: not the first Ramsar wetland | C — Keoladeo: not the first Ramsar wetland | D — Sundarbans: not the first Ramsar wetland | ⚠️ Exam Trap: Read the exact question — the correct fact and its look-alike options are easy to interchange. | 💎 PNC CA Pearl: Sultanpur National Park (Haryana) = the first Ramsar wetland</w:t>
       </w:r>
     </w:p>
     <w:p>
@@ -4939,7 +4939,7 @@
     </w:p>
     <w:p>
       <w:r>
-        <w:t>Solution: It began as a duck shooting reserve of the Bharatpur rulers.</w:t>
+        <w:t>Solution: ✅ Correct Answer: A. Duck-hunting reserve of Bharatpur | 🧠 Explanation: It began as a duck shooting reserve of the Bharatpur rulers. | ❌ Why Not Others? | B — Tiger reserve: Ranthambore makes Sawai Madhopur a wildlife hub. | C — Camel reserve: not the correct fact here | D — Fish farm: not the correct fact here | ⚠️ Exam Trap: Read the exact question — the correct fact and its look-alike options are easy to interchange. | 💎 PNC GK Pearl: Duck-hunting reserve of Bharatpur → It began as a duck shooting reserve of the Bharatpur rulers</w:t>
       </w:r>
     </w:p>
     <w:p>
@@ -4984,7 +4984,7 @@
     </w:p>
     <w:p>
       <w:r>
-        <w:t>Solution: Convex mirrors give a wide, erect, diminished view.</w:t>
+        <w:t>Solution: ✅ Correct Answer: A. Rear-view mirror in vehicles | 🧠 Explanation: Convex mirrors give a wide, erect, diminished view. | ❌ Why Not Others? | B — Torch reflector: not the correct fact here | C — Solar cooker: not the correct fact here | D — Telescope objective: not the correct fact here | ⚠️ Exam Trap: Read the exact question — the correct fact and its look-alike options are easy to interchange. | 💎 PNC GK Pearl: Rear-view mirror in vehicles → Convex mirrors give a wide, erect, diminished view</w:t>
       </w:r>
     </w:p>
     <w:p>
@@ -5029,7 +5029,7 @@
     </w:p>
     <w:p>
       <w:r>
-        <w:t>Solution: The first general elections were held in 1951-52 and the first Lok Sabha convened in 1952.</w:t>
+        <w:t>Solution: ✅ Correct Answer: A. 1952 | 🧠 Explanation: The first general elections were held in 1951-52 and the first Lok Sabha convened in 1952. | ❌ Why Not Others? | B — 1947: The Indian Independence Act was passed in July 1947. — not the first Lok Sabha | C — 1950: The Planning Commission was established in March 1950. — not the first Lok Sabha | D — 1962: not the first Lok Sabha | ⚠️ Exam Trap: Never guess years — fix each year to its exact event before choosing. | 💎 PNC GK Pearl: 1952 = the first Lok Sabha</w:t>
       </w:r>
     </w:p>
     <w:p>
@@ -5074,7 +5074,7 @@
     </w:p>
     <w:p>
       <w:r>
-        <w:t>Solution: The Desert Festival is held in Jaisalmer each February.</w:t>
+        <w:t>Solution: ✅ Correct Answer: A. Jaisalmer | 🧠 Clinical Rationale: The Desert Festival is held in Jaisalmer each February. | ❌ Why Not Others? | B — Pushkar: Camel fair is internationally renowned. | C — Udaipur: Is famous for its lakes. | D — Bikaner: The Ganga Risala was the camel cavalry of the Bikaner State. | ⚠️ Exam Trap: Read the exact question — the correct fact and its look-alike options are easy to interchange. | 💎 PNC Pearl: Jaisalmer → The Desert Festival is held in each February</w:t>
       </w:r>
     </w:p>
     <w:p>
@@ -5119,7 +5119,7 @@
     </w:p>
     <w:p>
       <w:r>
-        <w:t>Solution: UN data placed India's population above China's in 2023.</w:t>
+        <w:t>Solution: ✅ Correct Answer: A. UN estimates | 📰 Why: UN data placed India's population above China's in 2023. | ❌ Why Not Others? | B — Census 2011: not the correct fact here | C — World Bank: not the correct fact here | D — IMF: not the correct fact here | ⚠️ Exam Trap: Read the exact question — the correct fact and its look-alike options are easy to interchange. | 💎 PNC CA Pearl: UN estimates → UN data placed India's population above China's in 2023</w:t>
       </w:r>
     </w:p>
     <w:p>
@@ -5164,7 +5164,7 @@
     </w:p>
     <w:p>
       <w:r>
-        <w:t>Solution: Indonesian President Prabowo Subianto was the chief guest in 2025.</w:t>
+        <w:t>Solution: ✅ Correct Answer: A. Prabowo Subianto (Indonesia) | 📰 Why: Indonesian President Prabowo Subianto was the chief guest in 2025. | ❌ Why Not Others? | B — Emmanuel Macron: not the correct fact here | C — Joe Biden: not the correct fact here | D — Narendra Modi: Became PM for a third consecutive term in June 2024. | ⚠️ Exam Trap: Read the exact question — the correct fact and its look-alike options are easy to interchange. | 💎 PNC CA Pearl: Prabowo Subianto (Indonesia) → Indonesian President Prabowo Subianto was the chief guest in 2025</w:t>
       </w:r>
     </w:p>
     <w:p>
@@ -5209,7 +5209,7 @@
     </w:p>
     <w:p>
       <w:r>
-        <w:t>Solution: Rana Kumbha (15th century) built Kumbhalgarh.</w:t>
+        <w:t>Solution: ✅ Correct Answer: A. Mewar | 🧠 Clinical Rationale: Rana Kumbha (15th century) built Kumbhalgarh. | ❌ Why Not Others? | B — Marwar: The Rathores ruled Marwar from Jodhpur. | C — Jaipur: Is the capital of Rajasthan. | D — Bikaner: The Ganga Risala was the camel cavalry of the Bikaner State. | ⚠️ Exam Trap: Read the exact question — the correct fact and its look-alike options are easy to interchange. | 💎 PNC Pearl: Mewar → Rana Kumbha (15th century) built Kumbhalgarh</w:t>
       </w:r>
     </w:p>
     <w:p>
@@ -5254,7 +5254,7 @@
     </w:p>
     <w:p>
       <w:r>
-        <w:t>Solution: The RBI was nationalised on 1 January 1949.</w:t>
+        <w:t>Solution: ✅ Correct Answer: A. 1949 | 🧠 Explanation: The RBI was nationalised on 1 January 1949. | ❌ Why Not Others? | B — 1935: The RBI was set up in 1935 under the RBI Act 1934; it was nationalised in 1949. — an incorrect year | C — 1947: The Indian Independence Act was passed in July 1947. — an incorrect year | D — 1955: an incorrect year | ⚠️ Exam Trap: Never guess years — fix each year to its exact event before choosing. | 💎 PNC GK Pearl: 1949 → The RBI was nationalised 1 January</w:t>
       </w:r>
     </w:p>
     <w:p>
@@ -5299,7 +5299,7 @@
     </w:p>
     <w:p>
       <w:r>
-        <w:t>Solution: Jaisalmer hosts large wind and solar parks, part of India's renewable push.</w:t>
+        <w:t>Solution: ✅ Correct Answer: A. Jaisalmer and Barmer | 🧠 Explanation: Jaisalmer hosts large wind and solar parks, part of India's renewable push. | ❌ Why Not Others? | B — Jaipur: Jaipur = Sawai Man Singh II | C — Kota: VMOU (open university) is in Kota. | D — Sikar: Mukundgarh and Ramgarh are in Sikar and Jhunjhunu respectively. | ⚠️ Exam Trap: Read the exact question — the correct fact and its look-alike options are easy to interchange. | 💎 PNC GK Pearl: Jaisalmer and Barmer → Jaisalmer hosts large wind and solar parks, part of India's renewable push</w:t>
       </w:r>
     </w:p>
     <w:p>
@@ -5344,7 +5344,7 @@
     </w:p>
     <w:p>
       <w:r>
-        <w:t>Solution: Taragarh fort rises above Ajmer's Ana Sagar.</w:t>
+        <w:t>Solution: ✅ Correct Answer: A. The Ana Sagar lake | 🧠 Explanation: Taragarh fort rises above Ajmer's Ana Sagar. | ❌ Why Not Others? | B — Sambhar: Lake, shared by Jaipur and Nagaur districts, is India's largest inland salt lake. | C — Nakki: Lake, a sacred lake, lies at Mount Abu. | D — Pushkar: Kulfi and rabri are famous. | ⚠️ Exam Trap: Read the exact question — the correct fact and its look-alike options are easy to interchange. | 💎 PNC GK Pearl: The Ana Sagar lake → Taragarh fort rises above Ajmer's Ana Sagar</w:t>
       </w:r>
     </w:p>
     <w:p>
@@ -5389,7 +5389,7 @@
     </w:p>
     <w:p>
       <w:r>
-        <w:t>Solution: Amet and Deogarh are in Rajsamand.</w:t>
+        <w:t>Solution: ✅ Correct Answer: A. Rajsamand | 🧠 Explanation: Amet and Deogarh are in Rajsamand. | ❌ Why Not Others? | B — Bhilwara: Shahpura (Bhilwara) has frescoed havelis. | C — Udaipur: Udaipur = Maharana Pratap | D — Chittorgarh: Bassi sanctuary is in Chittorgarh district. | ⚠️ Exam Trap: Read the exact question — the correct fact and its look-alike options are easy to interchange. | 💎 PNC GK Pearl: Amet and Deogarh are in Rajsamand.</w:t>
       </w:r>
     </w:p>
     <w:p>
@@ -5434,7 +5434,7 @@
     </w:p>
     <w:p>
       <w:r>
-        <w:t>Solution: 'Older' compares two; 'oldest' for three or more.</w:t>
+        <w:t>Solution: ✅ Correct Answer: A. older | 🧠 Grammar Rule: 'Older' compares two; 'oldest' for three or more. | ❌ Why Not Others? | B — oldest: not the correct answer here | C — elder: not the correct answer here | D — old: 'Furniture' is uncountable and takes a singular verb. | ⚠️ Exam Trap: Don’t confuse "older" with "old" — they look alike and are easy to interchange. | 📌 Rule to Remember: older → compares two; 'oldest' for three or more</w:t>
       </w:r>
     </w:p>
     <w:p>
@@ -5479,7 +5479,7 @@
     </w:p>
     <w:p>
       <w:r>
-        <w:t>Solution: 'स्वर्ग' का विलोम 'नरक' है।</w:t>
+        <w:t>Solution: ✅ Correct Answer: A. नरक | 🧠 Grammar Rule: 'स्वर्ग' का विलोम 'नरक' है। | ❌ Why Not Others? | B — पृथ्वी: 'भू' का अर्थ पृथ्वी है। | C — आकाश: 'नभ' का अर्थ आकाश है। | D — वायु: 'पवन' का पर्यायवाची 'वायु' है। | ⚠️ Exam Trap: Read the exact question — the correct fact and its look-alike options are easy to interchange. | 📌 Rule to Remember: नरक → स्वर्ग' का विलोम ' ' है।</w:t>
       </w:r>
     </w:p>
     <w:p>
@@ -5524,7 +5524,7 @@
     </w:p>
     <w:p>
       <w:r>
-        <w:t>Solution: 'विस्तृत' का पर्यायवाची 'व्यापक' है।</w:t>
+        <w:t>Solution: ✅ Correct Answer: A. व्यापक | 🧠 Grammar Rule: 'विस्तृत' का पर्यायवाची 'व्यापक' है। | ❌ Why Not Others? | B — संकुचित: not the correct answer here | C — सीमित: not the correct answer here | D — छोटा: 'अनुज' का अर्थ छोटा भाई है। | ⚠️ Exam Trap: Read the exact question — the correct fact and its look-alike options are easy to interchange. | 📌 Rule to Remember: व्यापक → विस्तृत' का पर्यायवाची ' ' है।</w:t>
       </w:r>
     </w:p>
     <w:p>
@@ -5569,7 +5569,7 @@
     </w:p>
     <w:p>
       <w:r>
-        <w:t>Solution: Comparative 'taller' compares two.</w:t>
+        <w:t>Solution: ✅ Correct Answer: A. taller | 🧠 Grammar Rule: Comparative 'taller' compares two. | ❌ Why Not Others? | B — tallest: Superlative 'the tallest' is used when comparing more than two. | C — most tall: not the correct answer here | D — more taller: not the correct answer here | ⚠️ Exam Trap: Don’t confuse "taller" with "more taller" — they look alike and are easy to interchange. | 📌 Rule to Remember: taller → Comparative ' ' compares two</w:t>
       </w:r>
     </w:p>
     <w:p>
@@ -5614,7 +5614,7 @@
     </w:p>
     <w:p>
       <w:r>
-        <w:t>Solution: 'साहस' का विलोम 'कायरता' है।</w:t>
+        <w:t>Solution: ✅ Correct Answer: A. कायरता | 🧠 Grammar Rule: 'साहस' का विलोम 'कायरता' है। | ❌ Why Not Others? | B — शक्ति: not the correct answer here | C — बल: not the correct answer here | D — उत्साह: वीर रस का स्थायी भाव उत्साह है। | ⚠️ Exam Trap: Read the exact question — the correct fact and its look-alike options are easy to interchange. | 📌 Rule to Remember: कायरता → साहस' का विलोम ' ' है।</w:t>
       </w:r>
     </w:p>
     <w:p>
@@ -5659,7 +5659,7 @@
     </w:p>
     <w:p>
       <w:r>
-        <w:t>Solution: 'सुमन' का अर्थ फूल है।</w:t>
+        <w:t>Solution: ✅ Correct Answer: A. फूल | 🧠 Grammar Rule: 'सुमन' का अर्थ फूल है। | ❌ Why Not Others? | B — पत्ता: not the correct answer here | C — जड़: not the correct answer here | D — तना: not the correct answer here | ⚠️ Exam Trap: Read the exact question — the correct fact and its look-alike options are easy to interchange. | 📌 Rule to Remember: फूल → सुमन' का अर्थ है।</w:t>
       </w:r>
     </w:p>
     <w:p>
@@ -5704,7 +5704,7 @@
     </w:p>
     <w:p>
       <w:r>
-        <w:t>Solution: 'Sterile' is the adjective.</w:t>
+        <w:t>Solution: ✅ Correct Answer: A. sterile | 🧠 Grammar Rule: 'Sterile' is the adjective. | ❌ Why Not Others? | B — sterilize: not the correct answer here | C — sterility: 'Sterility' is the noun. | D — sterilizing: not the correct answer here | ⚠️ Exam Trap: Read the exact question — the correct fact and its look-alike options are easy to interchange. | 📌 Rule to Remember: sterile → the adjective</w:t>
       </w:r>
     </w:p>
     <w:p>
@@ -5749,7 +5749,7 @@
     </w:p>
     <w:p>
       <w:r>
-        <w:t>Solution: 'सलिल' का अर्थ जल है।</w:t>
+        <w:t>Solution: ✅ Correct Answer: A. जल | 🧠 Grammar Rule: 'सलिल' का अर्थ जल है। | ❌ Why Not Others? | B — अग्नि: not the correct answer here | C — वायु: 'पवन' का पर्यायवाची 'वायु' है। | D — पृथ्वी: 'भू' का अर्थ पृथ्वी है। | ⚠️ Exam Trap: Read the exact question — the correct fact and its look-alike options are easy to interchange. | 📌 Rule to Remember: जल → सलिल' का अर्थ है।</w:t>
       </w:r>
     </w:p>
     <w:p>
@@ -5794,7 +5794,7 @@
     </w:p>
     <w:p>
       <w:r>
-        <w:t>Solution: 'Basis' becomes 'bases'.</w:t>
+        <w:t>Solution: ✅ Correct Answer: A. Bases | 🧠 Grammar Rule: 'Basis' becomes 'bases'. | ❌ Why Not Others? | B — Basises: not the correct answer here | C — Basis: not the correct answer here | D — Basi: not the correct answer here | ⚠️ Exam Trap: Read the exact question — the correct fact and its look-alike options are easy to interchange. | 📌 Rule to Remember: Bases → Basis' becomes ' '</w:t>
       </w:r>
     </w:p>
     <w:p>
@@ -5839,7 +5839,7 @@
     </w:p>
     <w:p>
       <w:r>
-        <w:t>Solution: 'A number of' takes a plural verb.</w:t>
+        <w:t>Solution: ✅ Correct Answer: A. are | 🧠 Grammar Rule: 'A number of' takes a plural verb. | ❌ Why Not Others? | B — is: The committee acts as one unit here, so singular. | C — was: When the committee acts as one body, the singular verb 'was' is used. | D — be: The subjunctive 'be' follows 'suggest that'. | ⚠️ Exam Trap: Read the exact question — the correct fact and its look-alike options are easy to interchange. | 📌 Rule to Remember: are → A number of' takes a plural verb</w:t>
       </w:r>
     </w:p>
     <w:p>
@@ -5884,7 +5884,7 @@
     </w:p>
     <w:p>
       <w:r>
-        <w:t>Solution: 'निशा' का अर्थ रात है।</w:t>
+        <w:t>Solution: ✅ Correct Answer: A. रात | 🧠 Grammar Rule: 'निशा' का अर्थ रात है। | ❌ Why Not Others? | B — दिन: 'रात' का विलोम 'दिन' है। | C — सुबह: 'प्रभात' का अर्थ सुबह है। | D — शाम: not the correct answer here | ⚠️ Exam Trap: Read the exact question — the correct fact and its look-alike options are easy to interchange. | 📌 Rule to Remember: रात → निशा' का अर्थ है।</w:t>
       </w:r>
     </w:p>
     <w:p>
@@ -5929,7 +5929,7 @@
     </w:p>
     <w:p>
       <w:r>
-        <w:t>Solution: 'Know' is stative; present perfect with 'since' is correct.</w:t>
+        <w:t>Solution: ✅ Correct Answer: A. I have known her since 2010. | 🧠 Grammar Rule: 'Know' is stative; present perfect with 'since' is correct. | ❌ Why Not Others? | B — I am knowing her since 2010.: not the correct answer here | C — I knew her since 2010.: not the correct answer here | D — I have been knowing her since 2010.: not the correct answer here | ⚠️ Exam Trap: Don’t confuse "I have known her since 2010." with "I am knowing her since 2010." — they look alike and are easy to interchange. | 📌 Rule to Remember: I have known her since 2010. → Know' is stative; present perfect with 'since' is correct</w:t>
       </w:r>
     </w:p>
     <w:p>
@@ -5974,7 +5974,7 @@
     </w:p>
     <w:p>
       <w:r>
-        <w:t>Solution: 'Allergic to' is correct.</w:t>
+        <w:t>Solution: ✅ Correct Answer: A. to | 🧠 Grammar Rule: 'Allergic to' is correct. | ❌ Why Not Others? | B — of: We say 'accused of' an offence. | C — from: We say 'suffer from' an illness. | D — with: 'Familiar with' is correct. | ⚠️ Exam Trap: Read the exact question — the correct fact and its look-alike options are easy to interchange. | 📌 Rule to Remember: to → Allergic ' is correct</w:t>
       </w:r>
     </w:p>
     <w:p>
@@ -6019,7 +6019,7 @@
     </w:p>
     <w:p>
       <w:r>
-        <w:t>Solution: 'पढ़' + आई = पढ़ाई — क्रिया से भाववाचक संज्ञा बनाने वाला प्रत्यय।</w:t>
+        <w:t>Solution: ✅ Correct Answer: A. आई | 🧠 Grammar Rule: 'पढ़' + आई = पढ़ाई — क्रिया से भाववाचक संज्ञा बनाने वाला प्रत्यय। | ❌ Why Not Others? | B — आइ: not the correct answer here | C — ई: not the correct answer here | D — य: not the correct answer here | ⚠️ Exam Trap: Don’t confuse "आई" with "ई" — they look alike and are easy to interchange. | 📌 Rule to Remember: आई → पढ़' + = पढ़ाई — क्रिया से भाववाचक संज्ञा बनाने वाला प्रत्यय।</w:t>
       </w:r>
     </w:p>
     <w:p>
@@ -6064,7 +6064,7 @@
     </w:p>
     <w:p>
       <w:r>
-        <w:t>Solution: 'Necessary' has one 'c' and double 's'.</w:t>
+        <w:t>Solution: ✅ Correct Answer: A. Necessary | 🧠 Grammar Rule: 'Necessary' has one 'c' and double 's'. | ❌ Why Not Others? | B — Neccessary: not the correct answer here | C — Necesary: not the correct answer here | D — Necessery: not the correct answer here | ⚠️ Exam Trap: Read the exact question — the correct fact and its look-alike options are easy to interchange. | 📌 Rule to Remember: Necessary → has one 'c' and double 's'</w:t>
       </w:r>
     </w:p>
     <w:p>
@@ -6109,7 +6109,7 @@
     </w:p>
     <w:p>
       <w:r>
-        <w:t>Solution: System Configuration (msconfig) controls startup items.</w:t>
+        <w:t>Solution: ✅ Correct Answer: A. Manage startup programs and boot settings | 🧠 Explanation: System Configuration (msconfig) controls startup items. | ❌ Why Not Others? | B — Format disks: not the correct option here | C — Defragment: not the correct option here | D — Scan for viruses: not the correct option here | ⚠️ Exam Trap: Read the exact question — the correct fact and its look-alike options are easy to interchange. | 💎 PNC Pearl: Manage startup programs and boot settings → System Configuration (msconfig) controls startup items</w:t>
       </w:r>
     </w:p>
     <w:p>
@@ -6154,7 +6154,7 @@
     </w:p>
     <w:p>
       <w:r>
-        <w:t>Solution: Retention policies balance need with privacy.</w:t>
+        <w:t>Solution: ✅ Correct Answer: A. How long data is kept and when it is deleted | 🧠 Explanation: Retention policies balance need with privacy. | ❌ Why Not Others? | B — How data is printed: not the correct option here | C — Who buys disks: not the correct option here | D — The network speed: not the correct option here | ⚠️ Exam Trap: Don’t confuse "How long data is kept and when it is deleted" with "How data is printed" — they look alike and are easy to interchange. | 💎 PNC Pearl: How long data is kept and when it is deleted → Retention policies balance need with privacy</w:t>
       </w:r>
     </w:p>
     <w:p>
@@ -6199,7 +6199,7 @@
     </w:p>
     <w:p>
       <w:r>
-        <w:t>Solution: Teams combines chat, video, and file collaboration.</w:t>
+        <w:t>Solution: ✅ Correct Answer: A. Team chat, meetings, and collaboration | 🧠 Explanation: Teams combines chat, video, and file collaboration. | ❌ Why Not Others? | B — Only email: not the correct option here | C — Only gaming: not the correct option here | D — Only storage: not the correct option here | ⚠️ Exam Trap: Read the exact question — the correct fact and its look-alike options are easy to interchange. | 💎 PNC Pearl: Team chat, meetings, and collaboration → Teams combines chat, video, and file collaboration</w:t>
       </w:r>
     </w:p>
     <w:p>
@@ -6244,7 +6244,7 @@
     </w:p>
     <w:p>
       <w:r>
-        <w:t>Solution: Hollerith's tabulating machine sped up the 1890 census; his company became IBM.</w:t>
+        <w:t>Solution: ✅ Correct Answer: A. 1890 US Census | 🧠 Explanation: Hollerith's tabulating machine sped up the 1890 census; his company became IBM. | ❌ Why Not Others? | B — First World War: not the correct option here | C — Second World War: not the correct option here | D — 1960 election: not the correct option here | ⚠️ Exam Trap: Read the exact question — the correct fact and its look-alike options are easy to interchange. | 💎 PNC Pearl: 1890 US Census → Hollerith's tabulating machine sped up the 1890 census; his company became IBM</w:t>
       </w:r>
     </w:p>
     <w:p>
@@ -6289,7 +6289,7 @@
     </w:p>
     <w:p>
       <w:r>
-        <w:t>Solution: Ctrl+P opens the print dialog.</w:t>
+        <w:t>Solution: ✅ Correct Answer: A. Print the document | 🧠 Explanation: Ctrl+P opens the print dialog. | ❌ Why Not Others? | B — Paste: Ctrl+V pastes; Ctrl+Z undoes. | C — Save: ZIP compression reduces file size for storage/transfer. | D — Copy: scp transfers files over SSH. | ⚠️ Exam Trap: Read the exact question — the correct fact and its look-alike options are easy to interchange. | 💎 PNC Pearl: Print the document → Ctrl+P opens the print dialog</w:t>
       </w:r>
     </w:p>
     <w:p>
@@ -6334,7 +6334,7 @@
     </w:p>
     <w:p>
       <w:r>
-        <w:t>Solution: RAM allows quick read/write access to running data.</w:t>
+        <w:t>Solution: ✅ Correct Answer: A. Random Access Memory | 🧠 Explanation: RAM allows quick read/write access to running data. | ❌ Why Not Others? | B — Read All Memory: not the correct option here | C — Rapid Access Module: not the correct option here | D — Real Application Memory: not the correct option here | ⚠️ Exam Trap: Read the exact question — the correct fact and its look-alike options are easy to interchange. | 💎 PNC Pearl: Random Access Memory → RAM allows quick read/write access to running data</w:t>
       </w:r>
     </w:p>
     <w:p>
@@ -6379,7 +6379,7 @@
     </w:p>
     <w:p>
       <w:r>
-        <w:t>Solution: .xlsx is the Excel spreadsheet format.</w:t>
+        <w:t>Solution: ✅ Correct Answer: A. Microsoft Excel workbooks | 🧠 Explanation: .xlsx is the Excel spreadsheet format. | ❌ Why Not Others? | B — Word documents: not the correct option here | C — Presentations: .pptx is the PowerPoint presentation format. | D — Images: Projectors enlarge computer output for audiences. | ⚠️ Exam Trap: Read the exact question — the correct fact and its look-alike options are easy to interchange. | 💎 PNC Pearl: Microsoft Excel workbooks → .xlsx is the Excel spreadsheet format</w:t>
       </w:r>
     </w:p>
     <w:p>
@@ -6424,7 +6424,7 @@
     </w:p>
     <w:p>
       <w:r>
-        <w:t>Solution: Dvorak places common letters on the home row.</w:t>
+        <w:t>Solution: ✅ Correct Answer: A. Improve typing speed and reduce finger movement | 🧠 Explanation: Dvorak places common letters on the home row. | ❌ Why Not Others? | B — Match the alphabet: not the correct option here | C — Add more keys: not the correct option here | D — Replace the mouse: not the correct option here | ⚠️ Exam Trap: Read the exact question — the correct fact and its look-alike options are easy to interchange. | 💎 PNC Pearl: Improve typing speed and reduce finger movement → Dvorak places common letters on the home row</w:t>
       </w:r>
     </w:p>
     <w:p>
@@ -6469,7 +6469,7 @@
     </w:p>
     <w:p>
       <w:r>
-        <w:t>Solution: Background blur hides the surroundings during video calls.</w:t>
+        <w:t>Solution: ✅ Correct Answer: A. Blurs the video background | 🧠 Explanation: Background blur hides the surroundings during video calls. | ❌ Why Not Others? | B — Blurs the text: not the correct option here | C — Hides the camera: not the correct option here | D — Speeds the audio: not the correct option here | ⚠️ Exam Trap: Don’t confuse "Blurs the video background" with "Blurs the text" — they look alike and are easy to interchange. | 💎 PNC Pearl: Blurs the video background → Background blur hides the surroundings during video calls</w:t>
       </w:r>
     </w:p>
     <w:p>
@@ -6514,7 +6514,7 @@
     </w:p>
     <w:p>
       <w:r>
-        <w:t>Solution: The Altair 8800 (1975) is often credited as the first personal computer.</w:t>
+        <w:t>Solution: ✅ Correct Answer: A. 1975 | 🧠 Explanation: The Altair 8800 (1975) is often credited as the first personal computer. | ❌ Why Not Others? | B — 1965: not the first computer | C — 1985: Microsoft launched Windows 1.0 in 1985. — not the first computer | D — 1995: not the first computer | ⚠️ Exam Trap: Never guess years — fix each year to its exact event before choosing. | 💎 PNC Pearl: 1975 = the first computer</w:t>
       </w:r>
     </w:p>
     <w:p>
@@ -6559,7 +6559,7 @@
     </w:p>
     <w:p>
       <w:r>
-        <w:t>Solution: DNS translates domain names into IP addresses.</w:t>
+        <w:t>Solution: ✅ Correct Answer: A. Domain Name System | 🧠 Explanation: DNS translates domain names into IP addresses. | ❌ Why Not Others? | B — Digital Network Service: not the correct option here | C — Data Node Server: not the correct option here | D — Dynamic Name Space: not the correct option here | ⚠️ Exam Trap: Read the exact question — the correct fact and its look-alike options are easy to interchange. | 💎 PNC Pearl: Domain Name System → DNS translates domain names into IP addresses</w:t>
       </w:r>
     </w:p>
     <w:p>
@@ -6604,7 +6604,7 @@
     </w:p>
     <w:p>
       <w:r>
-        <w:t>Solution: Transfer learning saves time and data on new tasks.</w:t>
+        <w:t>Solution: ✅ Correct Answer: A. Reusing a trained model for a related task | 🧠 Explanation: Transfer learning saves time and data on new tasks. | ❌ Why Not Others? | B — Copying files: not the correct option here | C — Moving servers: not the correct option here | D — Changing networks: not the correct option here | ⚠️ Exam Trap: Read the exact question — the correct fact and its look-alike options are easy to interchange. | 💎 PNC Pearl: Reusing a trained model for a related task → Transfer learning saves time and data on new tasks</w:t>
       </w:r>
     </w:p>
     <w:p>
@@ -6649,7 +6649,7 @@
     </w:p>
     <w:p>
       <w:r>
-        <w:t>Solution: 1 MB = 1024 KB; 1 GB = 1024 MB.</w:t>
+        <w:t>Solution: ✅ Correct Answer: A. 1,024 kilobytes | 🧠 Explanation: 1 MB = 1024 KB; 1 GB = 1024 MB. | ❌ Why Not Others? | B — 1,000 bytes: not the correct option here | C — 8 bits: not the correct option here | D — 1,024 gigabytes: 1 TB = 1024 GB. | ⚠️ Exam Trap: Read the exact question — the correct fact and its look-alike options are easy to interchange. | 💎 PNC Pearl: 1,024 kilobytes → 1 MB = 1024 KB; 1 GB = 1024 MB</w:t>
       </w:r>
     </w:p>
     <w:p>
@@ -6694,7 +6694,7 @@
     </w:p>
     <w:p>
       <w:r>
-        <w:t>Solution: Private mode limits local history; it does not anonymise traffic.</w:t>
+        <w:t>Solution: ✅ Correct Answer: A. Does not save history locally | 🧠 Explanation: Private mode limits local history; it does not anonymise traffic. | ❌ Why Not Others? | B — Hides you from your ISP: not the correct option here | C — Blocks all ads: not the correct option here | D — Encrypts everything: not the correct option here | ⚠️ Exam Trap: Read the exact question — the correct fact and its look-alike options are easy to interchange. | 💎 PNC Pearl: Does not save history locally → Private mode limits local history; it does not anonymise traffic</w:t>
       </w:r>
     </w:p>
     <w:p>
@@ -6739,7 +6739,7 @@
     </w:p>
     <w:p>
       <w:r>
-        <w:t>Solution: Repositories track all versions of project files.</w:t>
+        <w:t>Solution: ✅ Correct Answer: A. A storage location for a project's files and history | 🧠 Explanation: Repositories track all versions of project files. | ❌ Why Not Others? | B — A backup tape: not the correct option here | C — A printer queue: not the correct option here | D — A network cable: not the correct option here | ⚠️ Exam Trap: Read the exact question — the correct fact and its look-alike options are easy to interchange. | 💎 PNC Pearl: A storage location for a project's files and history → Repositories track all versions of project files</w:t>
       </w:r>
     </w:p>
     <w:p>
